--- a/trunk/academia/artigos/globaledu/global_7.docx
+++ b/trunk/academia/artigos/globaledu/global_7.docx
@@ -36,6 +36,7 @@
         </w:rPr>
         <w:t xml:space="preserve">L.V. </w:t>
       </w:r>
+      <w:proofErr w:type="spellStart"/>
       <w:r>
         <w:rPr>
           <w:sz w:val="24"/>
@@ -51,12 +52,21 @@
         </w:rPr>
         <w:t>a</w:t>
       </w:r>
+      <w:proofErr w:type="spellEnd"/>
       <w:r>
         <w:rPr>
           <w:sz w:val="24"/>
           <w:szCs w:val="24"/>
         </w:rPr>
-        <w:t>, D. N. F. Barbosa</w:t>
+        <w:t xml:space="preserve">, D. N. F. </w:t>
+      </w:r>
+      <w:proofErr w:type="spellStart"/>
+      <w:r>
+        <w:rPr>
+          <w:sz w:val="24"/>
+          <w:szCs w:val="24"/>
+        </w:rPr>
+        <w:t>Barbosa</w:t>
       </w:r>
       <w:r>
         <w:rPr>
@@ -66,6 +76,7 @@
         </w:rPr>
         <w:t>b</w:t>
       </w:r>
+      <w:proofErr w:type="spellEnd"/>
       <w:r>
         <w:rPr>
           <w:sz w:val="24"/>
@@ -87,6 +98,7 @@
         </w:rPr>
         <w:t xml:space="preserve">M. </w:t>
       </w:r>
+      <w:proofErr w:type="spellStart"/>
       <w:r>
         <w:rPr>
           <w:sz w:val="24"/>
@@ -102,6 +114,7 @@
         </w:rPr>
         <w:t>a</w:t>
       </w:r>
+      <w:proofErr w:type="spellEnd"/>
       <w:r>
         <w:rPr>
           <w:sz w:val="24"/>
@@ -114,7 +127,15 @@
           <w:sz w:val="24"/>
           <w:szCs w:val="24"/>
         </w:rPr>
-        <w:t>A. Wagner</w:t>
+        <w:t xml:space="preserve">A. </w:t>
+      </w:r>
+      <w:proofErr w:type="spellStart"/>
+      <w:r>
+        <w:rPr>
+          <w:sz w:val="24"/>
+          <w:szCs w:val="24"/>
+        </w:rPr>
+        <w:t>Wagner</w:t>
       </w:r>
       <w:r>
         <w:rPr>
@@ -124,6 +145,7 @@
         </w:rPr>
         <w:t>a</w:t>
       </w:r>
+      <w:proofErr w:type="spellEnd"/>
     </w:p>
     <w:p>
       <w:pPr>
@@ -229,11 +251,19 @@
         </w:rPr>
         <w:t xml:space="preserve"> with their environment. </w:t>
       </w:r>
-      <w:r>
-        <w:rPr>
-          <w:szCs w:val="20"/>
-        </w:rPr>
-        <w:t xml:space="preserve">GlobalEdu is a model created to support </w:t>
+      <w:proofErr w:type="spellStart"/>
+      <w:r>
+        <w:rPr>
+          <w:szCs w:val="20"/>
+        </w:rPr>
+        <w:t>GlobalEdu</w:t>
+      </w:r>
+      <w:proofErr w:type="spellEnd"/>
+      <w:r>
+        <w:rPr>
+          <w:szCs w:val="20"/>
+        </w:rPr>
+        <w:t xml:space="preserve"> is a model created to support </w:t>
       </w:r>
       <w:r>
         <w:rPr>
@@ -263,7 +293,21 @@
         <w:rPr>
           <w:szCs w:val="20"/>
         </w:rPr>
-        <w:t xml:space="preserve">he basic ubiquitous computing support must be supplied by a middleware where GlobalEdu lays atop. This </w:t>
+        <w:t xml:space="preserve">he basic ubiquitous computing support must be supplied by a middleware where </w:t>
+      </w:r>
+      <w:proofErr w:type="spellStart"/>
+      <w:r>
+        <w:rPr>
+          <w:szCs w:val="20"/>
+        </w:rPr>
+        <w:t>GlobalEdu</w:t>
+      </w:r>
+      <w:proofErr w:type="spellEnd"/>
+      <w:r>
+        <w:rPr>
+          <w:szCs w:val="20"/>
+        </w:rPr>
+        <w:t xml:space="preserve"> lays atop. This </w:t>
       </w:r>
       <w:r>
         <w:rPr>
@@ -277,11 +321,19 @@
         </w:rPr>
         <w:t xml:space="preserve"> proposes the </w:t>
       </w:r>
-      <w:r>
-        <w:rPr>
-          <w:szCs w:val="20"/>
-        </w:rPr>
-        <w:t xml:space="preserve">GlobalEdu model and its </w:t>
+      <w:proofErr w:type="spellStart"/>
+      <w:r>
+        <w:rPr>
+          <w:szCs w:val="20"/>
+        </w:rPr>
+        <w:t>GlobalEdu</w:t>
+      </w:r>
+      <w:proofErr w:type="spellEnd"/>
+      <w:r>
+        <w:rPr>
+          <w:szCs w:val="20"/>
+        </w:rPr>
+        <w:t xml:space="preserve"> model and its </w:t>
       </w:r>
       <w:r>
         <w:rPr>
@@ -295,18 +347,42 @@
         </w:rPr>
         <w:t xml:space="preserve">ubiquitous </w:t>
       </w:r>
-      <w:r>
-        <w:rPr>
-          <w:szCs w:val="20"/>
-        </w:rPr>
-        <w:t xml:space="preserve">middlewares: ISAM and LOCAL. ISAM supports the creation of large-scale ubiquitous systems. As such, its integration with GlobalEdu results in large-scale ubiquitous learning environments. On the other hand, LOCAL is dedicated to create small-scale, location and context-aware ubiquitous learning environments. The integration </w:t>
-      </w:r>
+      <w:proofErr w:type="spellStart"/>
+      <w:r>
+        <w:rPr>
+          <w:szCs w:val="20"/>
+        </w:rPr>
+        <w:t>middlewares</w:t>
+      </w:r>
+      <w:proofErr w:type="spellEnd"/>
+      <w:r>
+        <w:rPr>
+          <w:szCs w:val="20"/>
+        </w:rPr>
+        <w:t xml:space="preserve">: ISAM and LOCAL. ISAM supports the creation of large-scale ubiquitous systems. As such, its integration with </w:t>
+      </w:r>
+      <w:proofErr w:type="spellStart"/>
       <w:r>
         <w:rPr>
           <w:szCs w:val="20"/>
         </w:rPr>
         <w:t>GlobalEdu</w:t>
       </w:r>
+      <w:proofErr w:type="spellEnd"/>
+      <w:r>
+        <w:rPr>
+          <w:szCs w:val="20"/>
+        </w:rPr>
+        <w:t xml:space="preserve"> results in large-scale ubiquitous learning environments. On the other hand, LOCAL is dedicated to create small-scale, location and context-aware ubiquitous learning environments. The integration </w:t>
+      </w:r>
+      <w:proofErr w:type="spellStart"/>
+      <w:r>
+        <w:rPr>
+          <w:szCs w:val="20"/>
+        </w:rPr>
+        <w:t>GlobalEdu</w:t>
+      </w:r>
+      <w:proofErr w:type="spellEnd"/>
       <w:r>
         <w:rPr>
           <w:szCs w:val="20"/>
@@ -576,6 +652,7 @@
         </w:rPr>
         <w:t xml:space="preserve">In last </w:t>
       </w:r>
+      <w:proofErr w:type="spellStart"/>
       <w:r>
         <w:rPr>
           <w:rFonts w:cs="Times New Roman"/>
@@ -583,12 +660,61 @@
         </w:rPr>
         <w:t>years</w:t>
       </w:r>
-      <w:r>
-        <w:rPr>
-          <w:rFonts w:cs="Times New Roman"/>
-          <w:szCs w:val="20"/>
-        </w:rPr>
-        <w:t xml:space="preserve">, studies about mobility in distributed systems have been stimulated by the proliferation of portable electronic devices (for example, cell phones, handheld computers, tablet PCs and notebooks) and the use of interconnection technologies based on wireless communication (such as WiMAX, WiFi and bluetooth). This mobile and distributed paradigm is called </w:t>
+      <w:proofErr w:type="spellEnd"/>
+      <w:r>
+        <w:rPr>
+          <w:rFonts w:cs="Times New Roman"/>
+          <w:szCs w:val="20"/>
+        </w:rPr>
+        <w:t xml:space="preserve">, studies about mobility in distributed systems have been stimulated by the proliferation of portable electronic devices (for example, cell phones, handheld computers, tablet PCs and notebooks) and the use of interconnection technologies based on wireless communication (such as </w:t>
+      </w:r>
+      <w:proofErr w:type="spellStart"/>
+      <w:r>
+        <w:rPr>
+          <w:rFonts w:cs="Times New Roman"/>
+          <w:szCs w:val="20"/>
+        </w:rPr>
+        <w:t>WiMAX</w:t>
+      </w:r>
+      <w:proofErr w:type="spellEnd"/>
+      <w:r>
+        <w:rPr>
+          <w:rFonts w:cs="Times New Roman"/>
+          <w:szCs w:val="20"/>
+        </w:rPr>
+        <w:t xml:space="preserve">, </w:t>
+      </w:r>
+      <w:proofErr w:type="spellStart"/>
+      <w:r>
+        <w:rPr>
+          <w:rFonts w:cs="Times New Roman"/>
+          <w:szCs w:val="20"/>
+        </w:rPr>
+        <w:t>WiFi</w:t>
+      </w:r>
+      <w:proofErr w:type="spellEnd"/>
+      <w:r>
+        <w:rPr>
+          <w:rFonts w:cs="Times New Roman"/>
+          <w:szCs w:val="20"/>
+        </w:rPr>
+        <w:t xml:space="preserve"> and </w:t>
+      </w:r>
+      <w:proofErr w:type="spellStart"/>
+      <w:r>
+        <w:rPr>
+          <w:rFonts w:cs="Times New Roman"/>
+          <w:szCs w:val="20"/>
+        </w:rPr>
+        <w:t>bluetooth</w:t>
+      </w:r>
+      <w:proofErr w:type="spellEnd"/>
+      <w:r>
+        <w:rPr>
+          <w:rFonts w:cs="Times New Roman"/>
+          <w:szCs w:val="20"/>
+        </w:rPr>
+        <w:t xml:space="preserve">). This mobile and distributed paradigm is called </w:t>
       </w:r>
       <w:r>
         <w:rPr>
@@ -1510,8 +1636,13 @@
       </w:r>
     </w:p>
     <w:p>
-      <w:r>
-        <w:t xml:space="preserve">GlobalEdu is </w:t>
+      <w:proofErr w:type="spellStart"/>
+      <w:r>
+        <w:t>GlobalEdu</w:t>
+      </w:r>
+      <w:proofErr w:type="spellEnd"/>
+      <w:r>
+        <w:t xml:space="preserve"> is </w:t>
       </w:r>
       <w:r>
         <w:t xml:space="preserve">a model created to support ubiquitous learning. The model is </w:t>
@@ -1549,8 +1680,13 @@
       <w:r>
         <w:t xml:space="preserve"> the </w:t>
       </w:r>
-      <w:r>
-        <w:t>GlobalEdu Model and its integration</w:t>
+      <w:proofErr w:type="spellStart"/>
+      <w:r>
+        <w:t>GlobalEdu</w:t>
+      </w:r>
+      <w:proofErr w:type="spellEnd"/>
+      <w:r>
+        <w:t xml:space="preserve"> Model and its integration</w:t>
       </w:r>
       <w:r>
         <w:t xml:space="preserve"> with two </w:t>
@@ -1666,24 +1802,58 @@
         <w:t xml:space="preserve">, </w:t>
       </w:r>
       <w:r>
-        <w:t xml:space="preserve">and is being developed at UFRGS (Federal University of Rio Grande do Sul, Brazil). </w:t>
-      </w:r>
-      <w:r>
-        <w:t xml:space="preserve">The integration GlobalEdu/ISAM results in a large-scale ubiquitous learning environment. </w:t>
+        <w:t xml:space="preserve">and is being developed at UFRGS (Federal University of Rio Grande do </w:t>
+      </w:r>
+      <w:proofErr w:type="spellStart"/>
+      <w:r>
+        <w:t>Sul</w:t>
+      </w:r>
+      <w:proofErr w:type="spellEnd"/>
+      <w:r>
+        <w:t xml:space="preserve">, Brazil). </w:t>
+      </w:r>
+      <w:r>
+        <w:t xml:space="preserve">The integration </w:t>
+      </w:r>
+      <w:proofErr w:type="spellStart"/>
+      <w:r>
+        <w:t>GlobalEdu</w:t>
+      </w:r>
+      <w:proofErr w:type="spellEnd"/>
+      <w:r>
+        <w:t xml:space="preserve">/ISAM results in a large-scale ubiquitous learning environment. </w:t>
       </w:r>
     </w:p>
     <w:p>
       <w:r>
         <w:t xml:space="preserve">On the other hand, LOCAL aims to support small-scale, location-and-context-aware computing environments. It is being developed at </w:t>
       </w:r>
+      <w:proofErr w:type="spellStart"/>
       <w:r>
         <w:t>Unisinos</w:t>
       </w:r>
-      <w:r>
-        <w:t xml:space="preserve"> (University of Vale do Rio dos Sinos, Brazil).</w:t>
-      </w:r>
-      <w:r>
-        <w:t xml:space="preserve"> Integrating GlobalEdu and LOCAL we have got a small-scale ubiquitous learning environment. This integration was fully implemented and it was applied in three practical experiments </w:t>
+      <w:proofErr w:type="spellEnd"/>
+      <w:r>
+        <w:t xml:space="preserve"> (University of Vale do Rio dos </w:t>
+      </w:r>
+      <w:proofErr w:type="spellStart"/>
+      <w:r>
+        <w:t>Sinos</w:t>
+      </w:r>
+      <w:proofErr w:type="spellEnd"/>
+      <w:r>
+        <w:t>, Brazil).</w:t>
+      </w:r>
+      <w:r>
+        <w:t xml:space="preserve"> Integrating </w:t>
+      </w:r>
+      <w:proofErr w:type="spellStart"/>
+      <w:r>
+        <w:t>GlobalEdu</w:t>
+      </w:r>
+      <w:proofErr w:type="spellEnd"/>
+      <w:r>
+        <w:t xml:space="preserve"> and LOCAL we have got a small-scale ubiquitous learning environment. This integration was fully implemented and it was applied in three practical experiments </w:t>
       </w:r>
       <w:r>
         <w:rPr>
@@ -1725,8 +1895,17 @@
           <w:rFonts w:cs="Times New Roman"/>
           <w:szCs w:val="20"/>
         </w:rPr>
-        <w:t xml:space="preserve"> at Unisinos</w:t>
-      </w:r>
+        <w:t xml:space="preserve"> at </w:t>
+      </w:r>
+      <w:proofErr w:type="spellStart"/>
+      <w:r>
+        <w:rPr>
+          <w:rFonts w:cs="Times New Roman"/>
+          <w:szCs w:val="20"/>
+        </w:rPr>
+        <w:t>Unisinos</w:t>
+      </w:r>
+      <w:proofErr w:type="spellEnd"/>
       <w:r>
         <w:rPr>
           <w:rFonts w:cs="Times New Roman"/>
@@ -1808,8 +1987,13 @@
       <w:r>
         <w:t xml:space="preserve">the model </w:t>
       </w:r>
-      <w:r>
-        <w:t>GlobalEdu. Section</w:t>
+      <w:proofErr w:type="spellStart"/>
+      <w:r>
+        <w:t>GlobalEdu</w:t>
+      </w:r>
+      <w:proofErr w:type="spellEnd"/>
+      <w:r>
+        <w:t>. Section</w:t>
       </w:r>
       <w:r>
         <w:t xml:space="preserve"> </w:t>
@@ -1818,20 +2002,30 @@
         <w:t>four</w:t>
       </w:r>
       <w:r>
-        <w:t> proposes the integration between Globa</w:t>
-      </w:r>
-      <w:r>
-        <w:t xml:space="preserve">lEdu and </w:t>
+        <w:t xml:space="preserve"> proposes the integration between </w:t>
+      </w:r>
+      <w:proofErr w:type="spellStart"/>
+      <w:r>
+        <w:t>Globa</w:t>
+      </w:r>
+      <w:r>
+        <w:t>lEdu</w:t>
+      </w:r>
+      <w:proofErr w:type="spellEnd"/>
+      <w:r>
+        <w:t xml:space="preserve"> and </w:t>
       </w:r>
       <w:r>
         <w:t xml:space="preserve">the </w:t>
       </w:r>
+      <w:proofErr w:type="spellStart"/>
       <w:r>
         <w:t>m</w:t>
       </w:r>
       <w:r>
         <w:t>iddlewares</w:t>
       </w:r>
+      <w:proofErr w:type="spellEnd"/>
       <w:r>
         <w:t>. Section</w:t>
       </w:r>
@@ -1848,7 +2042,15 @@
         <w:t xml:space="preserve"> a </w:t>
       </w:r>
       <w:r>
-        <w:t xml:space="preserve">full implementation of the GlobalEdu/LOCAL integration and </w:t>
+        <w:t xml:space="preserve">full implementation of the </w:t>
+      </w:r>
+      <w:proofErr w:type="spellStart"/>
+      <w:r>
+        <w:t>GlobalEdu</w:t>
+      </w:r>
+      <w:proofErr w:type="spellEnd"/>
+      <w:r>
+        <w:t xml:space="preserve">/LOCAL integration and </w:t>
       </w:r>
       <w:r>
         <w:t xml:space="preserve">describes three </w:t>
@@ -2064,8 +2266,17 @@
           <w:rFonts w:cs="Times New Roman"/>
           <w:szCs w:val="20"/>
         </w:rPr>
-        <w:t>Others works approach the subject of location technology (like SmartClassroom</w:t>
-      </w:r>
+        <w:t xml:space="preserve">Others works approach the subject of location technology (like </w:t>
+      </w:r>
+      <w:proofErr w:type="spellStart"/>
+      <w:r>
+        <w:rPr>
+          <w:rFonts w:cs="Times New Roman"/>
+          <w:szCs w:val="20"/>
+        </w:rPr>
+        <w:t>SmartClassroom</w:t>
+      </w:r>
+      <w:proofErr w:type="spellEnd"/>
       <w:r>
         <w:rPr>
           <w:rFonts w:cs="Times New Roman"/>
@@ -2126,8 +2337,17 @@
           <w:rFonts w:cs="Times New Roman"/>
           <w:szCs w:val="20"/>
         </w:rPr>
-        <w:t> and AmbientWood</w:t>
-      </w:r>
+        <w:t xml:space="preserve"> and </w:t>
+      </w:r>
+      <w:proofErr w:type="spellStart"/>
+      <w:r>
+        <w:rPr>
+          <w:rFonts w:cs="Times New Roman"/>
+          <w:szCs w:val="20"/>
+        </w:rPr>
+        <w:t>AmbientWood</w:t>
+      </w:r>
+      <w:proofErr w:type="spellEnd"/>
       <w:r>
         <w:rPr>
           <w:rFonts w:cs="Times New Roman"/>
@@ -2275,6 +2495,7 @@
         </w:rPr>
         <w:t xml:space="preserve"> in a specific location, and the match of students with common interests within a learning context. Therefore, we introduced into </w:t>
       </w:r>
+      <w:proofErr w:type="spellStart"/>
       <w:r>
         <w:rPr>
           <w:rFonts w:cs="Times New Roman"/>
@@ -2282,6 +2503,7 @@
         </w:rPr>
         <w:t>GlobalEdu</w:t>
       </w:r>
+      <w:proofErr w:type="spellEnd"/>
       <w:r>
         <w:rPr>
           <w:rFonts w:cs="Times New Roman"/>
@@ -2471,8 +2693,17 @@
           <w:rFonts w:cs="Times New Roman"/>
           <w:szCs w:val="20"/>
         </w:rPr>
-        <w:t>pporting particular tasks. GlobalEdu</w:t>
-      </w:r>
+        <w:t xml:space="preserve">pporting particular tasks. </w:t>
+      </w:r>
+      <w:proofErr w:type="spellStart"/>
+      <w:r>
+        <w:rPr>
+          <w:rFonts w:cs="Times New Roman"/>
+          <w:szCs w:val="20"/>
+        </w:rPr>
+        <w:t>GlobalEdu</w:t>
+      </w:r>
+      <w:proofErr w:type="spellEnd"/>
       <w:r>
         <w:rPr>
           <w:rFonts w:cs="Times New Roman"/>
@@ -2512,7 +2743,23 @@
         </w:sdtContent>
       </w:sdt>
       <w:r>
-        <w:t xml:space="preserve"> is dedicated to the design and building of pervasive environments. WiFi and sensor-based technologies are connected with a variety of mobile and standalone computational devices. The proposal is that digital augmentation offers a promising way for enhancing both indoors and outdoors learning processes. The GlobalEdu uses the </w:t>
+        <w:t xml:space="preserve"> is dedicated to the design and building of pervasive environments. </w:t>
+      </w:r>
+      <w:proofErr w:type="spellStart"/>
+      <w:r>
+        <w:t>WiFi</w:t>
+      </w:r>
+      <w:proofErr w:type="spellEnd"/>
+      <w:r>
+        <w:t xml:space="preserve"> and sensor-based technologies are connected with a variety of mobile and standalone computational devices. The proposal is that digital augmentation offers a promising way for enhancing both indoors and outdoors learning processes. The </w:t>
+      </w:r>
+      <w:proofErr w:type="spellStart"/>
+      <w:r>
+        <w:t>GlobalEdu</w:t>
+      </w:r>
+      <w:proofErr w:type="spellEnd"/>
+      <w:r>
+        <w:t xml:space="preserve"> uses the </w:t>
       </w:r>
       <w:r>
         <w:t xml:space="preserve">context management </w:t>
@@ -2521,20 +2768,41 @@
         <w:t xml:space="preserve">to improve the learning process. </w:t>
       </w:r>
       <w:r>
-        <w:t>The integration GlobalEdu/</w:t>
-      </w:r>
-      <w:r>
-        <w:t>LOCAL explores indoors learning applications through Wi</w:t>
-      </w:r>
-      <w:r>
-        <w:t>Fi technology, and with ISAM</w:t>
+        <w:t xml:space="preserve">The integration </w:t>
+      </w:r>
+      <w:proofErr w:type="spellStart"/>
+      <w:r>
+        <w:t>GlobalEdu</w:t>
+      </w:r>
+      <w:proofErr w:type="spellEnd"/>
+      <w:r>
+        <w:t>/</w:t>
+      </w:r>
+      <w:r>
+        <w:t xml:space="preserve">LOCAL explores indoors learning applications through </w:t>
+      </w:r>
+      <w:proofErr w:type="spellStart"/>
+      <w:r>
+        <w:t>Wi</w:t>
+      </w:r>
+      <w:r>
+        <w:t>Fi</w:t>
+      </w:r>
+      <w:proofErr w:type="spellEnd"/>
+      <w:r>
+        <w:t xml:space="preserve"> technology, and with ISAM</w:t>
       </w:r>
       <w:r>
         <w:t xml:space="preserve"> integration</w:t>
       </w:r>
       <w:r>
-        <w:t>, GlobalEdu</w:t>
-      </w:r>
+        <w:t xml:space="preserve">, </w:t>
+      </w:r>
+      <w:proofErr w:type="spellStart"/>
+      <w:r>
+        <w:t>GlobalEdu</w:t>
+      </w:r>
+      <w:proofErr w:type="spellEnd"/>
       <w:r>
         <w:t xml:space="preserve"> intend</w:t>
       </w:r>
@@ -2674,13 +2942,22 @@
           <w:szCs w:val="20"/>
         </w:rPr>
       </w:pPr>
+      <w:proofErr w:type="spellStart"/>
       <w:r>
         <w:rPr>
           <w:rFonts w:cs="Times New Roman"/>
           <w:szCs w:val="20"/>
         </w:rPr>
         <w:lastRenderedPageBreak/>
-        <w:t xml:space="preserve">Mobio Threat </w:t>
+        <w:t>Mobio</w:t>
+      </w:r>
+      <w:proofErr w:type="spellEnd"/>
+      <w:r>
+        <w:rPr>
+          <w:rFonts w:cs="Times New Roman"/>
+          <w:szCs w:val="20"/>
+        </w:rPr>
+        <w:t xml:space="preserve"> Threat </w:t>
       </w:r>
       <w:sdt>
         <w:sdtPr>
@@ -2750,7 +3027,23 @@
           <w:rFonts w:cs="Times New Roman"/>
           <w:szCs w:val="20"/>
         </w:rPr>
-        <w:t xml:space="preserve">Pervasive gaming is an emerging type of gaming, in which players must physically move to specific places in order to perform tasks within the game. Users must interact with each other and with the environment around them. In Mobio Threat, RFID tags are implanted in game objects, such as trees and rooms, to allow learners to interact with these real objects using their mobile devices. The game is meant to be a fun learning experience. Its main goal is to support learning about epidemics and disease control. During the game, the players have to work with pathological agents and chemical reactions. The pedagogical contributions are centered in the areas of Chemistry and Biology. </w:t>
+        <w:t xml:space="preserve">Pervasive gaming is an emerging type of gaming, in which players must physically move to specific places in order to perform tasks within the game. Users must interact with each other and with the environment around them. In </w:t>
+      </w:r>
+      <w:proofErr w:type="spellStart"/>
+      <w:r>
+        <w:rPr>
+          <w:rFonts w:cs="Times New Roman"/>
+          <w:szCs w:val="20"/>
+        </w:rPr>
+        <w:t>Mobio</w:t>
+      </w:r>
+      <w:proofErr w:type="spellEnd"/>
+      <w:r>
+        <w:rPr>
+          <w:rFonts w:cs="Times New Roman"/>
+          <w:szCs w:val="20"/>
+        </w:rPr>
+        <w:t xml:space="preserve"> Threat, RFID tags are implanted in game objects, such as trees and rooms, to allow learners to interact with these real objects using their mobile devices. The game is meant to be a fun learning experience. Its main goal is to support learning about epidemics and disease control. During the game, the players have to work with pathological agents and chemical reactions. The pedagogical contributions are centered in the areas of Chemistry and Biology. </w:t>
       </w:r>
     </w:p>
     <w:p>
@@ -2766,8 +3059,25 @@
           <w:rFonts w:cs="Times New Roman"/>
           <w:szCs w:val="20"/>
         </w:rPr>
-        <w:t xml:space="preserve">TANGO and Mobio Threat use the same strategy to improve the pedagogical experience, i.e., they integrated the real world in the educational process using RFID technology. Differently from </w:t>
-      </w:r>
+        <w:t xml:space="preserve">TANGO and </w:t>
+      </w:r>
+      <w:proofErr w:type="spellStart"/>
+      <w:r>
+        <w:rPr>
+          <w:rFonts w:cs="Times New Roman"/>
+          <w:szCs w:val="20"/>
+        </w:rPr>
+        <w:t>Mobio</w:t>
+      </w:r>
+      <w:proofErr w:type="spellEnd"/>
+      <w:r>
+        <w:rPr>
+          <w:rFonts w:cs="Times New Roman"/>
+          <w:szCs w:val="20"/>
+        </w:rPr>
+        <w:t xml:space="preserve"> Threat use the same strategy to improve the pedagogical experience, i.e., they integrated the real world in the educational process using RFID technology. Differently from </w:t>
+      </w:r>
+      <w:proofErr w:type="spellStart"/>
       <w:r>
         <w:rPr>
           <w:rFonts w:cs="Times New Roman"/>
@@ -2775,6 +3085,7 @@
         </w:rPr>
         <w:t>GlobalEdu</w:t>
       </w:r>
+      <w:proofErr w:type="spellEnd"/>
       <w:r>
         <w:rPr>
           <w:rFonts w:cs="Times New Roman"/>
@@ -2790,6 +3101,7 @@
         </w:rPr>
         <w:t xml:space="preserve">both proposals focus on specific pedagogical areas. </w:t>
       </w:r>
+      <w:proofErr w:type="spellStart"/>
       <w:r>
         <w:rPr>
           <w:rFonts w:cs="Times New Roman"/>
@@ -2798,6 +3110,7 @@
         </w:rPr>
         <w:t>GlobalEdu</w:t>
       </w:r>
+      <w:proofErr w:type="spellEnd"/>
       <w:r>
         <w:rPr>
           <w:rFonts w:cs="Times New Roman"/>
@@ -3070,6 +3383,7 @@
         </w:rPr>
         <w:t xml:space="preserve"> proposes a peer-to-peer access to content in a ubiquitous learning environment. The proposal also does not specify how the content is going to be represented. Unlike these works, </w:t>
       </w:r>
+      <w:proofErr w:type="spellStart"/>
       <w:r>
         <w:rPr>
           <w:rFonts w:cs="Times New Roman"/>
@@ -3077,6 +3391,7 @@
         </w:rPr>
         <w:t>GlobalEdu</w:t>
       </w:r>
+      <w:proofErr w:type="spellEnd"/>
       <w:r>
         <w:rPr>
           <w:rFonts w:cs="Times New Roman"/>
@@ -3223,8 +3538,17 @@
           <w:rFonts w:cs="Times New Roman"/>
           <w:szCs w:val="20"/>
         </w:rPr>
-        <w:t>. GlobalEdu</w:t>
-      </w:r>
+        <w:t xml:space="preserve">. </w:t>
+      </w:r>
+      <w:proofErr w:type="spellStart"/>
+      <w:r>
+        <w:rPr>
+          <w:rFonts w:cs="Times New Roman"/>
+          <w:szCs w:val="20"/>
+        </w:rPr>
+        <w:t>GlobalEdu</w:t>
+      </w:r>
+      <w:proofErr w:type="spellEnd"/>
       <w:r>
         <w:rPr>
           <w:rFonts w:cs="Times New Roman"/>
@@ -3292,8 +3616,17 @@
           <w:rFonts w:cs="Times New Roman"/>
           <w:szCs w:val="20"/>
         </w:rPr>
-        <w:t>. SeLeNe</w:t>
-      </w:r>
+        <w:t xml:space="preserve">. </w:t>
+      </w:r>
+      <w:proofErr w:type="spellStart"/>
+      <w:r>
+        <w:rPr>
+          <w:rFonts w:cs="Times New Roman"/>
+          <w:szCs w:val="20"/>
+        </w:rPr>
+        <w:t>SeLeNe</w:t>
+      </w:r>
+      <w:proofErr w:type="spellEnd"/>
       <w:r>
         <w:rPr>
           <w:rFonts w:cs="Times New Roman"/>
@@ -3409,8 +3742,25 @@
           <w:rFonts w:cs="Times New Roman"/>
           <w:szCs w:val="20"/>
         </w:rPr>
-        <w:t xml:space="preserve"> also use the LOM standard, however, they do not consider the adaptation of content according to the learners’ current context, as </w:t>
-      </w:r>
+        <w:t xml:space="preserve"> also use the LOM </w:t>
+      </w:r>
+      <w:proofErr w:type="gramStart"/>
+      <w:r>
+        <w:rPr>
+          <w:rFonts w:cs="Times New Roman"/>
+          <w:szCs w:val="20"/>
+        </w:rPr>
+        <w:t>standard,</w:t>
+      </w:r>
+      <w:proofErr w:type="gramEnd"/>
+      <w:r>
+        <w:rPr>
+          <w:rFonts w:cs="Times New Roman"/>
+          <w:szCs w:val="20"/>
+        </w:rPr>
+        <w:t xml:space="preserve"> however, they do not consider the adaptation of content according to the learners’ current context, as </w:t>
+      </w:r>
+      <w:proofErr w:type="spellStart"/>
       <w:r>
         <w:rPr>
           <w:rFonts w:cs="Times New Roman"/>
@@ -3418,6 +3768,7 @@
         </w:rPr>
         <w:t>GlobalEdu</w:t>
       </w:r>
+      <w:proofErr w:type="spellEnd"/>
       <w:r>
         <w:rPr>
           <w:rFonts w:cs="Times New Roman"/>
@@ -3434,17 +3785,24 @@
       <w:r>
         <w:t xml:space="preserve">The </w:t>
       </w:r>
+      <w:proofErr w:type="spellStart"/>
       <w:r>
         <w:t>GlobalEdu</w:t>
       </w:r>
       <w:bookmarkEnd w:id="1"/>
+      <w:proofErr w:type="spellEnd"/>
       <w:r>
         <w:t xml:space="preserve"> model</w:t>
       </w:r>
     </w:p>
     <w:p>
-      <w:r>
-        <w:t xml:space="preserve">GlobalEdu aims to support ubiquitous educational applications. Its architecture is based on a layered organization, as shown in </w:t>
+      <w:proofErr w:type="spellStart"/>
+      <w:r>
+        <w:t>GlobalEdu</w:t>
+      </w:r>
+      <w:proofErr w:type="spellEnd"/>
+      <w:r>
+        <w:t xml:space="preserve"> aims to support ubiquitous educational applications. Its architecture is based on a layered organization, as shown in </w:t>
       </w:r>
       <w:r>
         <w:rPr>
@@ -3592,7 +3950,15 @@
       </w:fldSimple>
       <w:bookmarkEnd w:id="2"/>
       <w:r>
-        <w:t>: GlobalEdu architecture</w:t>
+        <w:t xml:space="preserve">: </w:t>
+      </w:r>
+      <w:proofErr w:type="spellStart"/>
+      <w:r>
+        <w:t>GlobalEdu</w:t>
+      </w:r>
+      <w:proofErr w:type="spellEnd"/>
+      <w:r>
+        <w:t xml:space="preserve"> architecture</w:t>
       </w:r>
     </w:p>
     <w:p>
@@ -3723,7 +4089,15 @@
         <w:t>Context Management</w:t>
       </w:r>
       <w:r>
-        <w:t> module has the capability to know how to locate the learner in his/her current environment, to identify a learner in the corresponding context and to provide information adapted to the device the learner is using. In the same way, each location is modeled as a Geographic Region and has information about Location Context. So, for GlobalEdu, the ubiquitous environment is composed by cells and these have different contexts (</w:t>
+        <w:t xml:space="preserve"> module has the capability to know how to locate the learner in his/her current environment, to identify a learner in the corresponding context and to provide information adapted to the device the learner is using. In the same way, each location is modeled as a Geographic Region and has information about Location Context. So, for </w:t>
+      </w:r>
+      <w:proofErr w:type="spellStart"/>
+      <w:r>
+        <w:t>GlobalEdu</w:t>
+      </w:r>
+      <w:proofErr w:type="spellEnd"/>
+      <w:r>
+        <w:t>, the ubiquitous environment is composed by cells and these have different contexts (</w:t>
       </w:r>
       <w:r>
         <w:fldChar w:fldCharType="begin"/>
@@ -3828,7 +4202,15 @@
         <w:t xml:space="preserve">: </w:t>
       </w:r>
       <w:r>
-        <w:t>The GlobalEdu environment</w:t>
+        <w:t xml:space="preserve">The </w:t>
+      </w:r>
+      <w:proofErr w:type="spellStart"/>
+      <w:r>
+        <w:t>GlobalEdu</w:t>
+      </w:r>
+      <w:proofErr w:type="spellEnd"/>
+      <w:r>
+        <w:t xml:space="preserve"> environment</w:t>
       </w:r>
     </w:p>
     <w:p>
@@ -3843,7 +4225,15 @@
         <w:t>Context Management</w:t>
       </w:r>
       <w:r>
-        <w:t> module. When a new learner enters into the environment, the Social Context changes. In this case, the service takes two actions: (1) notifies other learners in the corresponding context (Location Context), and (2) sends to the new learner adapted information about the current context he/she is in. User profiles are compared in order to define learners with the same goals, competencies and preferences, whose information the learner may access for contact or not.</w:t>
+        <w:t xml:space="preserve"> module. </w:t>
+      </w:r>
+      <w:proofErr w:type="gramStart"/>
+      <w:r>
+        <w:t>When a new learner enters into the environment, the Social Context changes.</w:t>
+      </w:r>
+      <w:proofErr w:type="gramEnd"/>
+      <w:r>
+        <w:t xml:space="preserve"> In this case, the service takes two actions: (1) notifies other learners in the corresponding context (Location Context), and (2) sends to the new learner adapted information about the current context he/she is in. User profiles are compared in order to define learners with the same goals, competencies and preferences, whose information the learner may access for contact or not.</w:t>
       </w:r>
     </w:p>
     <w:p>
@@ -3986,15 +4376,25 @@
         <w:pStyle w:val="Heading1"/>
       </w:pPr>
       <w:bookmarkStart w:id="6" w:name="_Ref281940006"/>
-      <w:r>
-        <w:t>GlobalEdu, ISAM and LOCAL</w:t>
+      <w:proofErr w:type="spellStart"/>
+      <w:r>
+        <w:t>GlobalEdu</w:t>
+      </w:r>
+      <w:proofErr w:type="spellEnd"/>
+      <w:r>
+        <w:t>, ISAM and LOCAL</w:t>
       </w:r>
       <w:bookmarkEnd w:id="6"/>
     </w:p>
     <w:p>
+      <w:proofErr w:type="spellStart"/>
       <w:r>
         <w:lastRenderedPageBreak/>
-        <w:t>GlobalEdu supports the basic features needed to implement learning-related functionalities in ubiquitous environments. The basic ubiquitous computing support must be supplied by a middleware (</w:t>
+        <w:t>GlobalEdu</w:t>
+      </w:r>
+      <w:proofErr w:type="spellEnd"/>
+      <w:r>
+        <w:t xml:space="preserve"> supports the basic features needed to implement learning-related functionalities in ubiquitous environments. The basic ubiquitous computing support must be supplied by a middleware (</w:t>
       </w:r>
       <w:r>
         <w:t xml:space="preserve">see </w:t>
@@ -4021,7 +4421,15 @@
         <w:fldChar w:fldCharType="end"/>
       </w:r>
       <w:r>
-        <w:t>). GlobalEdu has been integrated with two ubiquitous environments: ISAM</w:t>
+        <w:t xml:space="preserve">). </w:t>
+      </w:r>
+      <w:proofErr w:type="spellStart"/>
+      <w:r>
+        <w:t>GlobalEdu</w:t>
+      </w:r>
+      <w:proofErr w:type="spellEnd"/>
+      <w:r>
+        <w:t xml:space="preserve"> has been integrated with two ubiquitous environments: ISAM</w:t>
       </w:r>
       <w:r>
         <w:t xml:space="preserve"> </w:t>
@@ -4088,7 +4496,23 @@
         </w:sdtContent>
       </w:sdt>
       <w:r>
-        <w:t>. ISAM supports the creation of large-scale ubiquitous systems. As such, its integration with GlobalEdu results in a large-scale ubiquitous learning system. On other hand, LOCAL is dedicated to create small-scale location and context-aware ubiquitous systems. GlobalEdu integrated with LOCAL results in a local ubiquitous learning system.</w:t>
+        <w:t xml:space="preserve">. ISAM supports the creation of large-scale ubiquitous systems. As such, its integration with </w:t>
+      </w:r>
+      <w:proofErr w:type="spellStart"/>
+      <w:r>
+        <w:t>GlobalEdu</w:t>
+      </w:r>
+      <w:proofErr w:type="spellEnd"/>
+      <w:r>
+        <w:t xml:space="preserve"> results in a large-scale ubiquitous learning system. On other hand, LOCAL is dedicated to create small-scale location and context-aware ubiquitous systems. </w:t>
+      </w:r>
+      <w:proofErr w:type="spellStart"/>
+      <w:r>
+        <w:t>GlobalEdu</w:t>
+      </w:r>
+      <w:proofErr w:type="spellEnd"/>
+      <w:r>
+        <w:t xml:space="preserve"> integrated with LOCAL results in a local ubiquitous learning system.</w:t>
       </w:r>
     </w:p>
     <w:p>
@@ -4097,7 +4521,15 @@
       </w:pPr>
       <w:bookmarkStart w:id="7" w:name="_Ref283733544"/>
       <w:r>
-        <w:t xml:space="preserve">Large-scale: GlobalEdu and </w:t>
+        <w:t xml:space="preserve">Large-scale: </w:t>
+      </w:r>
+      <w:proofErr w:type="spellStart"/>
+      <w:r>
+        <w:t>GlobalEdu</w:t>
+      </w:r>
+      <w:proofErr w:type="spellEnd"/>
+      <w:r>
+        <w:t xml:space="preserve"> and </w:t>
       </w:r>
       <w:r>
         <w:t>ISAM</w:t>
@@ -4167,7 +4599,11 @@
         </w:sdtContent>
       </w:sdt>
       <w:r>
-        <w:t>). The ISAM Pervasive Environment (ISAM</w:t>
+        <w:t>). The ISAM Pervasive Environment (</w:t>
+      </w:r>
+      <w:proofErr w:type="spellStart"/>
+      <w:r>
+        <w:t>ISAM</w:t>
       </w:r>
       <w:r>
         <w:rPr>
@@ -4176,6 +4612,7 @@
         </w:rPr>
         <w:t>pe</w:t>
       </w:r>
+      <w:proofErr w:type="spellEnd"/>
       <w:r>
         <w:t>) is composed of elements that correspond to the physical infrastructure of the mobile network. The physical organization adopted in ISAM is the cellular hierarchy (see</w:t>
       </w:r>
@@ -4284,8 +4721,13 @@
       <w:r>
         <w:t xml:space="preserve">: </w:t>
       </w:r>
-      <w:r>
-        <w:t>GlobalEdu and ISAM</w:t>
+      <w:proofErr w:type="spellStart"/>
+      <w:r>
+        <w:t>GlobalEdu</w:t>
+      </w:r>
+      <w:proofErr w:type="spellEnd"/>
+      <w:r>
+        <w:t xml:space="preserve"> and ISAM</w:t>
       </w:r>
     </w:p>
     <w:p>
@@ -4317,7 +4759,23 @@
         <w:fldChar w:fldCharType="end"/>
       </w:r>
       <w:r>
-        <w:t xml:space="preserve">, GlobalEdu also uses a cellular hierarchy. It is possible to map the GlobalEdu architecture to ISAM (as shown in </w:t>
+        <w:t xml:space="preserve">, </w:t>
+      </w:r>
+      <w:proofErr w:type="spellStart"/>
+      <w:r>
+        <w:t>GlobalEdu</w:t>
+      </w:r>
+      <w:proofErr w:type="spellEnd"/>
+      <w:r>
+        <w:t xml:space="preserve"> also uses a cellular hierarchy. It is possible to map the </w:t>
+      </w:r>
+      <w:proofErr w:type="spellStart"/>
+      <w:r>
+        <w:t>GlobalEdu</w:t>
+      </w:r>
+      <w:proofErr w:type="spellEnd"/>
+      <w:r>
+        <w:t xml:space="preserve"> architecture to ISAM (as shown in </w:t>
       </w:r>
       <w:r>
         <w:fldChar w:fldCharType="begin"/>
@@ -4346,7 +4804,23 @@
     </w:p>
     <w:p>
       <w:r>
-        <w:t>Each ISAM cell has one instance of GlobalEdu. Users can change their context (cell), carrying their PA. ISAM supports the basic ubiquitous computing-related aspects and GlobalEdu supports the specific learning aspects.</w:t>
+        <w:t xml:space="preserve">Each ISAM cell has one instance of </w:t>
+      </w:r>
+      <w:proofErr w:type="spellStart"/>
+      <w:r>
+        <w:t>GlobalEdu</w:t>
+      </w:r>
+      <w:proofErr w:type="spellEnd"/>
+      <w:r>
+        <w:t xml:space="preserve">. Users can change their context (cell), carrying their PA. ISAM supports the basic ubiquitous computing-related aspects and </w:t>
+      </w:r>
+      <w:proofErr w:type="spellStart"/>
+      <w:r>
+        <w:t>GlobalEdu</w:t>
+      </w:r>
+      <w:proofErr w:type="spellEnd"/>
+      <w:r>
+        <w:t xml:space="preserve"> supports the specific learning aspects.</w:t>
       </w:r>
     </w:p>
     <w:p>
@@ -4355,7 +4829,15 @@
       </w:pPr>
       <w:bookmarkStart w:id="9" w:name="_Ref281942735"/>
       <w:r>
-        <w:t>Small-scale: GlobalEdu and LOCAL</w:t>
+        <w:t xml:space="preserve">Small-scale: </w:t>
+      </w:r>
+      <w:proofErr w:type="spellStart"/>
+      <w:r>
+        <w:t>GlobalEdu</w:t>
+      </w:r>
+      <w:proofErr w:type="spellEnd"/>
+      <w:r>
+        <w:t xml:space="preserve"> and LOCAL</w:t>
       </w:r>
       <w:bookmarkEnd w:id="9"/>
     </w:p>
@@ -4677,8 +5159,13 @@
       </w:r>
     </w:p>
     <w:p>
-      <w:r>
-        <w:t>GlobalEdu uses the services offered by LOCAL to monitor a</w:t>
+      <w:proofErr w:type="spellStart"/>
+      <w:r>
+        <w:t>GlobalEdu</w:t>
+      </w:r>
+      <w:proofErr w:type="spellEnd"/>
+      <w:r>
+        <w:t xml:space="preserve"> uses the services offered by LOCAL to monitor a</w:t>
       </w:r>
       <w:r>
         <w:t xml:space="preserve">nd control the environment (see </w:t>
@@ -4705,7 +5192,15 @@
         <w:fldChar w:fldCharType="end"/>
       </w:r>
       <w:r>
-        <w:t>). GlobalEdu's PAs are executed in the learner's devices, mapped to the LOCAL</w:t>
+        <w:t xml:space="preserve">). </w:t>
+      </w:r>
+      <w:proofErr w:type="spellStart"/>
+      <w:r>
+        <w:t>GlobalEdu's</w:t>
+      </w:r>
+      <w:proofErr w:type="spellEnd"/>
+      <w:r>
+        <w:t xml:space="preserve"> PAs are executed in the learner's devices, mapped to the LOCAL</w:t>
       </w:r>
       <w:r>
         <w:t>’s</w:t>
@@ -4798,7 +5293,15 @@
     </w:p>
     <w:p>
       <w:r>
-        <w:t>LOCAL is oriented to small-scale ubiquitous environments and its architecture was projected to a centralized execution (only one server). As such, there is only one GlobalEdu instance (see</w:t>
+        <w:t xml:space="preserve">LOCAL is oriented to small-scale ubiquitous environments and its architecture was projected to a centralized execution (only one server). As such, there is only one </w:t>
+      </w:r>
+      <w:proofErr w:type="spellStart"/>
+      <w:r>
+        <w:t>GlobalEdu</w:t>
+      </w:r>
+      <w:proofErr w:type="spellEnd"/>
+      <w:r>
+        <w:t xml:space="preserve"> instance (see</w:t>
       </w:r>
       <w:r>
         <w:t xml:space="preserve"> </w:t>
@@ -4922,8 +5425,13 @@
         <w:t xml:space="preserve">Practical scenario: </w:t>
       </w:r>
       <w:bookmarkEnd w:id="12"/>
-      <w:r>
-        <w:t>GlobalEdu and LOCAL</w:t>
+      <w:proofErr w:type="spellStart"/>
+      <w:r>
+        <w:t>GlobalEdu</w:t>
+      </w:r>
+      <w:proofErr w:type="spellEnd"/>
+      <w:r>
+        <w:t xml:space="preserve"> and LOCAL</w:t>
       </w:r>
     </w:p>
     <w:p>
@@ -4940,6 +5448,7 @@
         </w:rPr>
         <w:t>Since 2005, the Mobile Computing lab (</w:t>
       </w:r>
+      <w:proofErr w:type="spellStart"/>
       <w:r>
         <w:rPr>
           <w:rFonts w:cs="Times New Roman"/>
@@ -4948,6 +5457,7 @@
         </w:rPr>
         <w:t>MobiLab</w:t>
       </w:r>
+      <w:proofErr w:type="spellEnd"/>
       <w:r>
         <w:rPr>
           <w:rFonts w:cs="Times New Roman"/>
@@ -4961,7 +5471,23 @@
           <w:rFonts w:cs="Times New Roman"/>
           <w:szCs w:val="20"/>
         </w:rPr>
-        <w:t>) at Unisinos has been working on research topics related to the area of ubiquitous computing. One of the main goals is to investigate how ubiquitous technologies could be used to improve learning in the undergraduate courses</w:t>
+        <w:t xml:space="preserve">) at </w:t>
+      </w:r>
+      <w:proofErr w:type="spellStart"/>
+      <w:r>
+        <w:rPr>
+          <w:rFonts w:cs="Times New Roman"/>
+          <w:szCs w:val="20"/>
+        </w:rPr>
+        <w:t>Unisinos</w:t>
+      </w:r>
+      <w:proofErr w:type="spellEnd"/>
+      <w:r>
+        <w:rPr>
+          <w:rFonts w:cs="Times New Roman"/>
+          <w:szCs w:val="20"/>
+        </w:rPr>
+        <w:t xml:space="preserve"> has been working on research topics related to the area of ubiquitous computing. One of the main goals is to investigate how ubiquitous technologies could be used to improve learning in the undergraduate courses</w:t>
       </w:r>
       <w:r>
         <w:rPr>
@@ -5156,8 +5682,17 @@
           <w:rFonts w:cs="Times New Roman"/>
           <w:szCs w:val="20"/>
         </w:rPr>
-        <w:t>course (nicknamed ComEng</w:t>
-      </w:r>
+        <w:t xml:space="preserve">course (nicknamed </w:t>
+      </w:r>
+      <w:proofErr w:type="spellStart"/>
+      <w:r>
+        <w:rPr>
+          <w:rFonts w:cs="Times New Roman"/>
+          <w:szCs w:val="20"/>
+        </w:rPr>
+        <w:t>ComEng</w:t>
+      </w:r>
+      <w:proofErr w:type="spellEnd"/>
       <w:r>
         <w:rPr>
           <w:rFonts w:cs="Times New Roman"/>
@@ -5177,8 +5712,17 @@
           <w:rFonts w:cs="Times New Roman"/>
           <w:szCs w:val="20"/>
         </w:rPr>
-        <w:t>The ComEng</w:t>
-      </w:r>
+        <w:t xml:space="preserve">The </w:t>
+      </w:r>
+      <w:proofErr w:type="spellStart"/>
+      <w:r>
+        <w:rPr>
+          <w:rFonts w:cs="Times New Roman"/>
+          <w:szCs w:val="20"/>
+        </w:rPr>
+        <w:t>ComEng</w:t>
+      </w:r>
+      <w:proofErr w:type="spellEnd"/>
       <w:r>
         <w:rPr>
           <w:rFonts w:cs="Times New Roman"/>
@@ -5237,6 +5781,7 @@
           <w:szCs w:val="20"/>
         </w:rPr>
       </w:pPr>
+      <w:proofErr w:type="spellStart"/>
       <w:r>
         <w:rPr>
           <w:rFonts w:cs="Times New Roman"/>
@@ -5251,12 +5796,45 @@
         </w:rPr>
         <w:t>Eng</w:t>
       </w:r>
-      <w:r>
-        <w:rPr>
-          <w:rFonts w:cs="Times New Roman"/>
-          <w:szCs w:val="20"/>
-        </w:rPr>
-        <w:t xml:space="preserve"> and MobiLab share the same physical space in a building at the Unisinos. </w:t>
+      <w:proofErr w:type="spellEnd"/>
+      <w:r>
+        <w:rPr>
+          <w:rFonts w:cs="Times New Roman"/>
+          <w:szCs w:val="20"/>
+        </w:rPr>
+        <w:t xml:space="preserve"> and </w:t>
+      </w:r>
+      <w:proofErr w:type="spellStart"/>
+      <w:r>
+        <w:rPr>
+          <w:rFonts w:cs="Times New Roman"/>
+          <w:szCs w:val="20"/>
+        </w:rPr>
+        <w:t>MobiLab</w:t>
+      </w:r>
+      <w:proofErr w:type="spellEnd"/>
+      <w:r>
+        <w:rPr>
+          <w:rFonts w:cs="Times New Roman"/>
+          <w:szCs w:val="20"/>
+        </w:rPr>
+        <w:t xml:space="preserve"> share the same physical space in a building at the </w:t>
+      </w:r>
+      <w:proofErr w:type="spellStart"/>
+      <w:r>
+        <w:rPr>
+          <w:rFonts w:cs="Times New Roman"/>
+          <w:szCs w:val="20"/>
+        </w:rPr>
+        <w:t>Unisinos</w:t>
+      </w:r>
+      <w:proofErr w:type="spellEnd"/>
+      <w:r>
+        <w:rPr>
+          <w:rFonts w:cs="Times New Roman"/>
+          <w:szCs w:val="20"/>
+        </w:rPr>
+        <w:t xml:space="preserve">. </w:t>
       </w:r>
       <w:r>
         <w:rPr>
@@ -5280,7 +5858,15 @@
         <w:t xml:space="preserve"> was the creation of a ubiquitous learning scenario in this space. </w:t>
       </w:r>
       <w:r>
-        <w:t>We used the integration GlobalEdu/LOCAL described in the section</w:t>
+        <w:t xml:space="preserve">We used the integration </w:t>
+      </w:r>
+      <w:proofErr w:type="spellStart"/>
+      <w:r>
+        <w:t>GlobalEdu</w:t>
+      </w:r>
+      <w:proofErr w:type="spellEnd"/>
+      <w:r>
+        <w:t>/LOCAL described in the section</w:t>
       </w:r>
       <w:r>
         <w:rPr>
@@ -5301,7 +5887,15 @@
         <w:t xml:space="preserve"> to implement a small-scale ubiquitous learning </w:t>
       </w:r>
       <w:r>
-        <w:t>system, called LocalEdu system</w:t>
+        <w:t xml:space="preserve">system, called </w:t>
+      </w:r>
+      <w:proofErr w:type="spellStart"/>
+      <w:r>
+        <w:t>LocalEdu</w:t>
+      </w:r>
+      <w:proofErr w:type="spellEnd"/>
+      <w:r>
+        <w:t xml:space="preserve"> system</w:t>
       </w:r>
       <w:r>
         <w:t>.</w:t>
@@ -5318,7 +5912,55 @@
           <w:rFonts w:cs="Times New Roman"/>
           <w:szCs w:val="20"/>
         </w:rPr>
-        <w:t>The LocalEdu was implanted in the ComEng/MobiLab shared physical space and it was used to conduct functionality and usability tests.</w:t>
+        <w:t xml:space="preserve">The </w:t>
+      </w:r>
+      <w:proofErr w:type="spellStart"/>
+      <w:r>
+        <w:rPr>
+          <w:rFonts w:cs="Times New Roman"/>
+          <w:szCs w:val="20"/>
+        </w:rPr>
+        <w:t>LocalEdu</w:t>
+      </w:r>
+      <w:proofErr w:type="spellEnd"/>
+      <w:r>
+        <w:rPr>
+          <w:rFonts w:cs="Times New Roman"/>
+          <w:szCs w:val="20"/>
+        </w:rPr>
+        <w:t xml:space="preserve"> was implanted in the </w:t>
+      </w:r>
+      <w:proofErr w:type="spellStart"/>
+      <w:r>
+        <w:rPr>
+          <w:rFonts w:cs="Times New Roman"/>
+          <w:szCs w:val="20"/>
+        </w:rPr>
+        <w:t>ComEng</w:t>
+      </w:r>
+      <w:proofErr w:type="spellEnd"/>
+      <w:r>
+        <w:rPr>
+          <w:rFonts w:cs="Times New Roman"/>
+          <w:szCs w:val="20"/>
+        </w:rPr>
+        <w:t>/</w:t>
+      </w:r>
+      <w:proofErr w:type="spellStart"/>
+      <w:r>
+        <w:rPr>
+          <w:rFonts w:cs="Times New Roman"/>
+          <w:szCs w:val="20"/>
+        </w:rPr>
+        <w:t>MobiLab</w:t>
+      </w:r>
+      <w:proofErr w:type="spellEnd"/>
+      <w:r>
+        <w:rPr>
+          <w:rFonts w:cs="Times New Roman"/>
+          <w:szCs w:val="20"/>
+        </w:rPr>
+        <w:t xml:space="preserve"> shared physical space and it was used to conduct functionality and usability tests.</w:t>
       </w:r>
     </w:p>
     <w:p>
@@ -5417,7 +6059,47 @@
           <w:rFonts w:cs="Times New Roman"/>
           <w:szCs w:val="20"/>
         </w:rPr>
-        <w:t>). This coverage is needed for our location technology, where we use the access points for WiFi signal triangulation. MobiLab is located specifically in the room 212. The other eight rooms support most of educational activities of Com</w:t>
+        <w:t xml:space="preserve">). This coverage is needed for our location technology, where we use the access points for </w:t>
+      </w:r>
+      <w:proofErr w:type="spellStart"/>
+      <w:r>
+        <w:rPr>
+          <w:rFonts w:cs="Times New Roman"/>
+          <w:szCs w:val="20"/>
+        </w:rPr>
+        <w:t>WiFi</w:t>
+      </w:r>
+      <w:proofErr w:type="spellEnd"/>
+      <w:r>
+        <w:rPr>
+          <w:rFonts w:cs="Times New Roman"/>
+          <w:szCs w:val="20"/>
+        </w:rPr>
+        <w:t xml:space="preserve"> signal triangulation. </w:t>
+      </w:r>
+      <w:proofErr w:type="spellStart"/>
+      <w:r>
+        <w:rPr>
+          <w:rFonts w:cs="Times New Roman"/>
+          <w:szCs w:val="20"/>
+        </w:rPr>
+        <w:t>MobiLab</w:t>
+      </w:r>
+      <w:proofErr w:type="spellEnd"/>
+      <w:r>
+        <w:rPr>
+          <w:rFonts w:cs="Times New Roman"/>
+          <w:szCs w:val="20"/>
+        </w:rPr>
+        <w:t xml:space="preserve"> is located specifically in the room 212. The other eight rooms support most of educational activities of </w:t>
+      </w:r>
+      <w:proofErr w:type="spellStart"/>
+      <w:r>
+        <w:rPr>
+          <w:rFonts w:cs="Times New Roman"/>
+          <w:szCs w:val="20"/>
+        </w:rPr>
+        <w:t>Com</w:t>
       </w:r>
       <w:r>
         <w:rPr>
@@ -5426,12 +6108,45 @@
         </w:rPr>
         <w:t>Eng</w:t>
       </w:r>
-      <w:r>
-        <w:rPr>
-          <w:rFonts w:cs="Times New Roman"/>
-          <w:szCs w:val="20"/>
-        </w:rPr>
-        <w:t xml:space="preserve">. Currently, MobiLab has 45 HP iPAQ hx4700 pocket PCs, 20 HP tc1100 tablet PCs, 14 docking stations for the tablets and several wireless antennas. These equipments were used in the experiments described in this </w:t>
+      <w:proofErr w:type="spellEnd"/>
+      <w:r>
+        <w:rPr>
+          <w:rFonts w:cs="Times New Roman"/>
+          <w:szCs w:val="20"/>
+        </w:rPr>
+        <w:t xml:space="preserve">. Currently, </w:t>
+      </w:r>
+      <w:proofErr w:type="spellStart"/>
+      <w:r>
+        <w:rPr>
+          <w:rFonts w:cs="Times New Roman"/>
+          <w:szCs w:val="20"/>
+        </w:rPr>
+        <w:t>MobiLab</w:t>
+      </w:r>
+      <w:proofErr w:type="spellEnd"/>
+      <w:r>
+        <w:rPr>
+          <w:rFonts w:cs="Times New Roman"/>
+          <w:szCs w:val="20"/>
+        </w:rPr>
+        <w:t xml:space="preserve"> has 45 HP </w:t>
+      </w:r>
+      <w:proofErr w:type="spellStart"/>
+      <w:r>
+        <w:rPr>
+          <w:rFonts w:cs="Times New Roman"/>
+          <w:szCs w:val="20"/>
+        </w:rPr>
+        <w:t>iPAQ</w:t>
+      </w:r>
+      <w:proofErr w:type="spellEnd"/>
+      <w:r>
+        <w:rPr>
+          <w:rFonts w:cs="Times New Roman"/>
+          <w:szCs w:val="20"/>
+        </w:rPr>
+        <w:t xml:space="preserve"> hx4700 pocket PCs, 20 HP tc1100 tablet PCs, 14 docking stations for the tablets and several wireless antennas. These equipments were used in the experiments described in this </w:t>
       </w:r>
       <w:r>
         <w:rPr>
@@ -5459,7 +6174,35 @@
         <w:rPr>
           <w:szCs w:val="20"/>
         </w:rPr>
-        <w:t>The location system has two parts: (1) a webservice created in C# and (2) a database which stores context information. The Personal Assistant was developed in C#, using the .NET Compact Framework. The assistant runs in iPAQs hx4700 and tablet PCs tc1100. It reads potency information from the four wireless access points and forwards it to the location system. The system uses this information to determine the position of users' mobile devices.</w:t>
+        <w:t xml:space="preserve">The location system has two parts: (1) a </w:t>
+      </w:r>
+      <w:proofErr w:type="spellStart"/>
+      <w:r>
+        <w:rPr>
+          <w:szCs w:val="20"/>
+        </w:rPr>
+        <w:t>webservice</w:t>
+      </w:r>
+      <w:proofErr w:type="spellEnd"/>
+      <w:r>
+        <w:rPr>
+          <w:szCs w:val="20"/>
+        </w:rPr>
+        <w:t xml:space="preserve"> created in C# and (2) a database which stores context information. The Personal Assistant was developed in C#, using the .NET Compact Framework. The assistant runs in </w:t>
+      </w:r>
+      <w:proofErr w:type="spellStart"/>
+      <w:r>
+        <w:rPr>
+          <w:szCs w:val="20"/>
+        </w:rPr>
+        <w:t>iPAQs</w:t>
+      </w:r>
+      <w:proofErr w:type="spellEnd"/>
+      <w:r>
+        <w:rPr>
+          <w:szCs w:val="20"/>
+        </w:rPr>
+        <w:t xml:space="preserve"> hx4700 and tablet PCs tc1100. It reads potency information from the four wireless access points and forwards it to the location system. The system uses this information to determine the position of users' mobile devices.</w:t>
       </w:r>
     </w:p>
     <w:p>
@@ -5474,7 +6217,21 @@
         <w:rPr>
           <w:szCs w:val="20"/>
         </w:rPr>
-        <w:t xml:space="preserve">The profile system was implemented using MySQL. </w:t>
+        <w:t xml:space="preserve">The profile system was implemented using </w:t>
+      </w:r>
+      <w:proofErr w:type="spellStart"/>
+      <w:r>
+        <w:rPr>
+          <w:szCs w:val="20"/>
+        </w:rPr>
+        <w:t>MySQL</w:t>
+      </w:r>
+      <w:proofErr w:type="spellEnd"/>
+      <w:r>
+        <w:rPr>
+          <w:szCs w:val="20"/>
+        </w:rPr>
+        <w:t xml:space="preserve">. </w:t>
       </w:r>
       <w:r>
         <w:rPr>
@@ -5637,27 +6394,38 @@
       <w:r>
         <w:t>There are two interaction forms: 1) </w:t>
       </w:r>
+      <w:proofErr w:type="gramStart"/>
       <w:r>
         <w:rPr>
           <w:i/>
           <w:iCs/>
         </w:rPr>
-        <w:t>Similar interests</w:t>
-      </w:r>
-      <w:r>
-        <w:t xml:space="preserve">: the </w:t>
-      </w:r>
-      <w:r>
-        <w:t>LocalEdu</w:t>
-      </w:r>
-      <w:r>
-        <w:t xml:space="preserve"> finds learners with similar interests in the same context, and stimulates interaction. This approach can be used in the creation of workgroups in a classroom, for example; 2) </w:t>
-      </w:r>
+        <w:t>Similar</w:t>
+      </w:r>
+      <w:proofErr w:type="gramEnd"/>
       <w:r>
         <w:rPr>
           <w:i/>
           <w:iCs/>
         </w:rPr>
+        <w:t xml:space="preserve"> interests</w:t>
+      </w:r>
+      <w:r>
+        <w:t xml:space="preserve">: the </w:t>
+      </w:r>
+      <w:proofErr w:type="spellStart"/>
+      <w:r>
+        <w:t>LocalEdu</w:t>
+      </w:r>
+      <w:proofErr w:type="spellEnd"/>
+      <w:r>
+        <w:t xml:space="preserve"> finds learners with similar interests in the same context, and stimulates interaction. This approach can be used in the creation of workgroups in a classroom, for example; 2) </w:t>
+      </w:r>
+      <w:r>
+        <w:rPr>
+          <w:i/>
+          <w:iCs/>
+        </w:rPr>
         <w:t>Complementary interests</w:t>
       </w:r>
       <w:r>
@@ -5669,9 +6437,11 @@
       <w:r>
         <w:t xml:space="preserve"> finds learners with complementary interests. For example, a learner who wishes to learn more about a particular subject is paired along a user who wishes to teach or knows more about it. This way, </w:t>
       </w:r>
+      <w:proofErr w:type="spellStart"/>
       <w:r>
         <w:t>LocalEdu</w:t>
       </w:r>
+      <w:proofErr w:type="spellEnd"/>
       <w:r>
         <w:t xml:space="preserve"> can be used, for example, to create pairs of students who complement each other.</w:t>
       </w:r>
@@ -5774,7 +6544,23 @@
           <w:rFonts w:cs="Times New Roman"/>
           <w:szCs w:val="20"/>
         </w:rPr>
-        <w:t xml:space="preserve">Our first experiment was a lesson involving 10 learners, using mobile devices (HP iPAQ hx4700). </w:t>
+        <w:t xml:space="preserve">Our first experiment was a lesson involving 10 learners, using mobile devices (HP </w:t>
+      </w:r>
+      <w:proofErr w:type="spellStart"/>
+      <w:r>
+        <w:rPr>
+          <w:rFonts w:cs="Times New Roman"/>
+          <w:szCs w:val="20"/>
+        </w:rPr>
+        <w:t>iPAQ</w:t>
+      </w:r>
+      <w:proofErr w:type="spellEnd"/>
+      <w:r>
+        <w:rPr>
+          <w:rFonts w:cs="Times New Roman"/>
+          <w:szCs w:val="20"/>
+        </w:rPr>
+        <w:t xml:space="preserve"> hx4700). </w:t>
       </w:r>
       <w:r>
         <w:rPr>
@@ -6767,6 +7553,7 @@
                 <w:szCs w:val="18"/>
               </w:rPr>
             </w:pPr>
+            <w:proofErr w:type="spellStart"/>
             <w:r>
               <w:rPr>
                 <w:rFonts w:cs="Times New Roman"/>
@@ -6775,6 +7562,7 @@
               </w:rPr>
               <w:t>LocalEdu</w:t>
             </w:r>
+            <w:proofErr w:type="spellEnd"/>
           </w:p>
         </w:tc>
         <w:tc>
@@ -6921,6 +7709,7 @@
                 <w:szCs w:val="18"/>
               </w:rPr>
             </w:pPr>
+            <w:proofErr w:type="spellStart"/>
             <w:r>
               <w:rPr>
                 <w:rFonts w:cs="Times New Roman"/>
@@ -6937,6 +7726,7 @@
               </w:rPr>
               <w:t>ocalEdu</w:t>
             </w:r>
+            <w:proofErr w:type="spellEnd"/>
           </w:p>
         </w:tc>
         <w:tc>
@@ -7229,6 +8019,7 @@
                 <w:szCs w:val="18"/>
               </w:rPr>
             </w:pPr>
+            <w:proofErr w:type="spellStart"/>
             <w:r>
               <w:rPr>
                 <w:rFonts w:cs="Times New Roman"/>
@@ -7245,6 +8036,7 @@
               </w:rPr>
               <w:t>ocalEdu</w:t>
             </w:r>
+            <w:proofErr w:type="spellEnd"/>
           </w:p>
         </w:tc>
         <w:tc>
@@ -7656,6 +8448,7 @@
                 <w:szCs w:val="18"/>
               </w:rPr>
             </w:pPr>
+            <w:proofErr w:type="spellStart"/>
             <w:r>
               <w:rPr>
                 <w:rFonts w:cs="Times New Roman"/>
@@ -7664,6 +8457,7 @@
               </w:rPr>
               <w:t>LocalEdu</w:t>
             </w:r>
+            <w:proofErr w:type="spellEnd"/>
           </w:p>
         </w:tc>
         <w:tc>
@@ -8110,6 +8904,7 @@
                 <w:szCs w:val="18"/>
               </w:rPr>
             </w:pPr>
+            <w:proofErr w:type="spellStart"/>
             <w:r>
               <w:rPr>
                 <w:rFonts w:cs="Times New Roman"/>
@@ -8126,6 +8921,7 @@
               </w:rPr>
               <w:t>ocalEdu</w:t>
             </w:r>
+            <w:proofErr w:type="spellEnd"/>
           </w:p>
         </w:tc>
         <w:tc>
@@ -8463,6 +9259,7 @@
                 <w:szCs w:val="18"/>
               </w:rPr>
             </w:pPr>
+            <w:proofErr w:type="spellStart"/>
             <w:r>
               <w:rPr>
                 <w:rFonts w:cs="Times New Roman"/>
@@ -8479,6 +9276,7 @@
               </w:rPr>
               <w:t>ocalEdu</w:t>
             </w:r>
+            <w:proofErr w:type="spellEnd"/>
           </w:p>
         </w:tc>
         <w:tc>
@@ -8555,12 +9353,21 @@
         <w:lastRenderedPageBreak/>
         <w:t xml:space="preserve">Through the </w:t>
       </w:r>
-      <w:r>
-        <w:rPr>
-          <w:rFonts w:cs="Times New Roman"/>
-          <w:szCs w:val="20"/>
-        </w:rPr>
-        <w:t>LocalEdu system</w:t>
+      <w:proofErr w:type="spellStart"/>
+      <w:r>
+        <w:rPr>
+          <w:rFonts w:cs="Times New Roman"/>
+          <w:szCs w:val="20"/>
+        </w:rPr>
+        <w:t>LocalEdu</w:t>
+      </w:r>
+      <w:proofErr w:type="spellEnd"/>
+      <w:r>
+        <w:rPr>
+          <w:rFonts w:cs="Times New Roman"/>
+          <w:szCs w:val="20"/>
+        </w:rPr>
+        <w:t xml:space="preserve"> system</w:t>
       </w:r>
       <w:r>
         <w:rPr>
@@ -8839,41 +9646,43 @@
           <w:sz w:val="18"/>
           <w:szCs w:val="18"/>
         </w:rPr>
-        <w:t xml:space="preserve">"Jorge is professor of the Programming Techniques discipline of the Computer Engineering course at Unisinos. At the beginning of the week scheduled to the basic teaching of programming using the Java language, he registered in the </w:t>
-      </w:r>
+        <w:t xml:space="preserve">"Jorge is professor of the Programming Techniques discipline of the Computer Engineering course at </w:t>
+      </w:r>
+      <w:proofErr w:type="spellStart"/>
       <w:r>
         <w:rPr>
           <w:i/>
           <w:sz w:val="18"/>
           <w:szCs w:val="18"/>
         </w:rPr>
-        <w:t>LocalEdu</w:t>
-      </w:r>
+        <w:t>Unisinos</w:t>
+      </w:r>
+      <w:proofErr w:type="spellEnd"/>
       <w:r>
         <w:rPr>
           <w:i/>
           <w:sz w:val="18"/>
           <w:szCs w:val="18"/>
         </w:rPr>
-        <w:t xml:space="preserve"> repository a group of learning objects (LOs) that support different preferences of media (for example, text, video, and audio). The register involved the indication of the contexts in which the objects would be available.</w:t>
-      </w:r>
-    </w:p>
-    <w:p>
-      <w:pPr>
-        <w:ind w:firstLine="0"/>
+        <w:t xml:space="preserve">. At the beginning of the week scheduled to the basic teaching of programming using the Java language, he registered in the </w:t>
+      </w:r>
+      <w:proofErr w:type="spellStart"/>
+      <w:r>
         <w:rPr>
           <w:i/>
           <w:sz w:val="18"/>
           <w:szCs w:val="18"/>
         </w:rPr>
-      </w:pPr>
+        <w:t>LocalEdu</w:t>
+      </w:r>
+      <w:proofErr w:type="spellEnd"/>
       <w:r>
         <w:rPr>
           <w:i/>
           <w:sz w:val="18"/>
           <w:szCs w:val="18"/>
         </w:rPr>
-        <w:t>In the classroom, Jorge registered some curricular objects concerning the basic concepts. In the laboratory, he registered optional objects that will be available for improvement, involving different themes (such as "Interfaces" and "Parallel Programming").</w:t>
+        <w:t xml:space="preserve"> repository a group of learning objects (LOs) that support different preferences of media (for example, text, video, and audio). The register involved the indication of the contexts in which the objects would be available.</w:t>
       </w:r>
     </w:p>
     <w:p>
@@ -8891,16 +9700,64 @@
           <w:sz w:val="18"/>
           <w:szCs w:val="18"/>
         </w:rPr>
-        <w:t xml:space="preserve">João is a Computer Engineering student. At the day of the Programming Techniques class, João entered the classroom and logged in the </w:t>
-      </w:r>
-      <w:r>
+        <w:t>In the classroom, Jorge registered some curricular objects concerning the basic concepts. In the laboratory, he registered optional objects that will be available for improvement, involving different themes (such as "Interfaces" and "Parallel Programming").</w:t>
+      </w:r>
+    </w:p>
+    <w:p>
+      <w:pPr>
+        <w:ind w:firstLine="0"/>
         <w:rPr>
           <w:i/>
           <w:sz w:val="18"/>
           <w:szCs w:val="18"/>
         </w:rPr>
+      </w:pPr>
+      <w:proofErr w:type="spellStart"/>
+      <w:r>
+        <w:rPr>
+          <w:i/>
+          <w:sz w:val="18"/>
+          <w:szCs w:val="18"/>
+        </w:rPr>
+        <w:t>João</w:t>
+      </w:r>
+      <w:proofErr w:type="spellEnd"/>
+      <w:r>
+        <w:rPr>
+          <w:i/>
+          <w:sz w:val="18"/>
+          <w:szCs w:val="18"/>
+        </w:rPr>
+        <w:t xml:space="preserve"> is a Computer Engineering student. At the day of the Programming Techniques class, </w:t>
+      </w:r>
+      <w:proofErr w:type="spellStart"/>
+      <w:r>
+        <w:rPr>
+          <w:i/>
+          <w:sz w:val="18"/>
+          <w:szCs w:val="18"/>
+        </w:rPr>
+        <w:t>João</w:t>
+      </w:r>
+      <w:proofErr w:type="spellEnd"/>
+      <w:r>
+        <w:rPr>
+          <w:i/>
+          <w:sz w:val="18"/>
+          <w:szCs w:val="18"/>
+        </w:rPr>
+        <w:t xml:space="preserve"> entered the classroom and logged in the </w:t>
+      </w:r>
+      <w:proofErr w:type="spellStart"/>
+      <w:r>
+        <w:rPr>
+          <w:i/>
+          <w:sz w:val="18"/>
+          <w:szCs w:val="18"/>
+        </w:rPr>
         <w:t>LocalEdu</w:t>
       </w:r>
+      <w:proofErr w:type="spellEnd"/>
       <w:r>
         <w:rPr>
           <w:i/>
@@ -8934,75 +9791,167 @@
           <w:sz w:val="18"/>
           <w:szCs w:val="18"/>
         </w:rPr>
-        <w:t xml:space="preserve">(a)), subsequently he received a notification of the availability of a curricular LO. João accessed the object and received a PDF file (preference text). </w:t>
-      </w:r>
+        <w:t>(a))</w:t>
+      </w:r>
+      <w:proofErr w:type="gramStart"/>
       <w:r>
         <w:rPr>
           <w:i/>
           <w:sz w:val="18"/>
           <w:szCs w:val="18"/>
         </w:rPr>
-        <w:t>LocalEdu</w:t>
-      </w:r>
+        <w:t>,</w:t>
+      </w:r>
+      <w:proofErr w:type="gramEnd"/>
       <w:r>
         <w:rPr>
           <w:i/>
           <w:sz w:val="18"/>
           <w:szCs w:val="18"/>
         </w:rPr>
-        <w:t xml:space="preserve"> used the</w:t>
-      </w:r>
+        <w:t xml:space="preserve"> subsequently he received a notification of the availability of a curricular LO. </w:t>
+      </w:r>
+      <w:proofErr w:type="spellStart"/>
       <w:r>
         <w:rPr>
           <w:i/>
           <w:sz w:val="18"/>
           <w:szCs w:val="18"/>
         </w:rPr>
-        <w:t xml:space="preserve"> </w:t>
-      </w:r>
+        <w:t>João</w:t>
+      </w:r>
+      <w:proofErr w:type="spellEnd"/>
       <w:r>
         <w:rPr>
           <w:i/>
           <w:sz w:val="18"/>
           <w:szCs w:val="18"/>
         </w:rPr>
-        <w:t>Learner Profiles subsystem to determine this preference.</w:t>
-      </w:r>
-    </w:p>
-    <w:p>
-      <w:pPr>
-        <w:ind w:firstLine="0"/>
+        <w:t xml:space="preserve"> accessed the object and received a PDF file (preference text). </w:t>
+      </w:r>
+      <w:proofErr w:type="spellStart"/>
+      <w:r>
         <w:rPr>
           <w:i/>
           <w:sz w:val="18"/>
           <w:szCs w:val="18"/>
         </w:rPr>
-      </w:pPr>
+        <w:t>LocalEdu</w:t>
+      </w:r>
+      <w:proofErr w:type="spellEnd"/>
       <w:r>
         <w:rPr>
           <w:i/>
           <w:sz w:val="18"/>
           <w:szCs w:val="18"/>
         </w:rPr>
-        <w:t>After the class, João entered the laboratory and received a notification regarding the availability of a LO related to the subject of his interest in Java (in this case, "Interfaces").</w:t>
-      </w:r>
-    </w:p>
-    <w:p>
-      <w:pPr>
-        <w:ind w:firstLine="0"/>
+        <w:t xml:space="preserve"> used the</w:t>
+      </w:r>
+      <w:r>
         <w:rPr>
           <w:i/>
           <w:sz w:val="18"/>
           <w:szCs w:val="18"/>
         </w:rPr>
-      </w:pPr>
+        <w:t xml:space="preserve"> </w:t>
+      </w:r>
       <w:r>
         <w:rPr>
           <w:i/>
           <w:sz w:val="18"/>
           <w:szCs w:val="18"/>
         </w:rPr>
-        <w:t xml:space="preserve">In the laboratory, João preferred audio objects, because he could listen to them while he was using the computer (determined using the Learner Profiles). João accessed the object and, after its use, received another notification of available object (see </w:t>
+        <w:t>Learner Profiles subsystem to determine this preference.</w:t>
+      </w:r>
+    </w:p>
+    <w:p>
+      <w:pPr>
+        <w:ind w:firstLine="0"/>
+        <w:rPr>
+          <w:i/>
+          <w:sz w:val="18"/>
+          <w:szCs w:val="18"/>
+        </w:rPr>
+      </w:pPr>
+      <w:r>
+        <w:rPr>
+          <w:i/>
+          <w:sz w:val="18"/>
+          <w:szCs w:val="18"/>
+        </w:rPr>
+        <w:t xml:space="preserve">After the class, </w:t>
+      </w:r>
+      <w:proofErr w:type="spellStart"/>
+      <w:r>
+        <w:rPr>
+          <w:i/>
+          <w:sz w:val="18"/>
+          <w:szCs w:val="18"/>
+        </w:rPr>
+        <w:t>João</w:t>
+      </w:r>
+      <w:proofErr w:type="spellEnd"/>
+      <w:r>
+        <w:rPr>
+          <w:i/>
+          <w:sz w:val="18"/>
+          <w:szCs w:val="18"/>
+        </w:rPr>
+        <w:t xml:space="preserve"> entered the laboratory and received a notification regarding the availability of a LO related to the subject of his interest in Java (in this case, "Interfaces").</w:t>
+      </w:r>
+    </w:p>
+    <w:p>
+      <w:pPr>
+        <w:ind w:firstLine="0"/>
+        <w:rPr>
+          <w:i/>
+          <w:sz w:val="18"/>
+          <w:szCs w:val="18"/>
+        </w:rPr>
+      </w:pPr>
+      <w:r>
+        <w:rPr>
+          <w:i/>
+          <w:sz w:val="18"/>
+          <w:szCs w:val="18"/>
+        </w:rPr>
+        <w:t xml:space="preserve">In the laboratory, </w:t>
+      </w:r>
+      <w:proofErr w:type="spellStart"/>
+      <w:r>
+        <w:rPr>
+          <w:i/>
+          <w:sz w:val="18"/>
+          <w:szCs w:val="18"/>
+        </w:rPr>
+        <w:t>João</w:t>
+      </w:r>
+      <w:proofErr w:type="spellEnd"/>
+      <w:r>
+        <w:rPr>
+          <w:i/>
+          <w:sz w:val="18"/>
+          <w:szCs w:val="18"/>
+        </w:rPr>
+        <w:t xml:space="preserve"> preferred audio objects, because he could listen to them while he was using the computer (determined using the Learner Profiles). </w:t>
+      </w:r>
+      <w:proofErr w:type="spellStart"/>
+      <w:r>
+        <w:rPr>
+          <w:i/>
+          <w:sz w:val="18"/>
+          <w:szCs w:val="18"/>
+        </w:rPr>
+        <w:t>João</w:t>
+      </w:r>
+      <w:proofErr w:type="spellEnd"/>
+      <w:r>
+        <w:rPr>
+          <w:i/>
+          <w:sz w:val="18"/>
+          <w:szCs w:val="18"/>
+        </w:rPr>
+        <w:t xml:space="preserve"> accessed the object and, after its use, received another notification of available object (see </w:t>
       </w:r>
       <w:fldSimple w:instr=" REF _Ref281943594 \h  \* MERGEFORMAT ">
         <w:r>
@@ -9047,7 +9996,25 @@
           <w:sz w:val="18"/>
           <w:szCs w:val="18"/>
         </w:rPr>
-        <w:t xml:space="preserve">Always that the students receive a notification of LOs, they can delay the access. This action indicates that the students are interested in the object, but they do not want to access it at the moment, i.e., they want to access the object at the first opportunity of available time. João postponed the access to the optional object (see </w:t>
+        <w:t xml:space="preserve">Always that the students receive a notification of LOs, they can delay the access. This action indicates that the students are interested in the object, but they do not want to access it at the moment, i.e., they want to access the object at the first opportunity of available time. </w:t>
+      </w:r>
+      <w:proofErr w:type="spellStart"/>
+      <w:r>
+        <w:rPr>
+          <w:i/>
+          <w:sz w:val="18"/>
+          <w:szCs w:val="18"/>
+        </w:rPr>
+        <w:t>João</w:t>
+      </w:r>
+      <w:proofErr w:type="spellEnd"/>
+      <w:r>
+        <w:rPr>
+          <w:i/>
+          <w:sz w:val="18"/>
+          <w:szCs w:val="18"/>
+        </w:rPr>
+        <w:t xml:space="preserve"> postponed the access to the optional object (see </w:t>
       </w:r>
       <w:fldSimple w:instr=" REF _Ref281943594 \h  \* MERGEFORMAT ">
         <w:r>
@@ -9092,16 +10059,36 @@
           <w:sz w:val="18"/>
           <w:szCs w:val="18"/>
         </w:rPr>
-        <w:t xml:space="preserve">At the end of the day, João moved to the train station. When he entered the train, </w:t>
-      </w:r>
+        <w:t xml:space="preserve">At the end of the day, </w:t>
+      </w:r>
+      <w:proofErr w:type="spellStart"/>
       <w:r>
         <w:rPr>
           <w:i/>
           <w:sz w:val="18"/>
           <w:szCs w:val="18"/>
         </w:rPr>
+        <w:t>João</w:t>
+      </w:r>
+      <w:proofErr w:type="spellEnd"/>
+      <w:r>
+        <w:rPr>
+          <w:i/>
+          <w:sz w:val="18"/>
+          <w:szCs w:val="18"/>
+        </w:rPr>
+        <w:t xml:space="preserve"> moved to the train station. When he entered the train, </w:t>
+      </w:r>
+      <w:proofErr w:type="spellStart"/>
+      <w:r>
+        <w:rPr>
+          <w:i/>
+          <w:sz w:val="18"/>
+          <w:szCs w:val="18"/>
+        </w:rPr>
         <w:t>LocalEdu</w:t>
       </w:r>
+      <w:proofErr w:type="spellEnd"/>
       <w:r>
         <w:rPr>
           <w:i/>
@@ -9135,7 +10122,25 @@
           <w:sz w:val="18"/>
           <w:szCs w:val="18"/>
         </w:rPr>
-        <w:t xml:space="preserve">(d)). Getting home, João still received another notification saying that the professor had provided an additional object to a subject of his interest ("Polymorphism" in Java). In the register, the professor informed that the interested students should be notified independently of their locations." </w:t>
+        <w:t xml:space="preserve">(d)). Getting home, </w:t>
+      </w:r>
+      <w:proofErr w:type="spellStart"/>
+      <w:r>
+        <w:rPr>
+          <w:i/>
+          <w:sz w:val="18"/>
+          <w:szCs w:val="18"/>
+        </w:rPr>
+        <w:t>João</w:t>
+      </w:r>
+      <w:proofErr w:type="spellEnd"/>
+      <w:r>
+        <w:rPr>
+          <w:i/>
+          <w:sz w:val="18"/>
+          <w:szCs w:val="18"/>
+        </w:rPr>
+        <w:t xml:space="preserve"> still received another notification saying that the professor had provided an additional object to a subject of his interest ("Polymorphism" in Java). In the register, the professor informed that the interested students should be notified independently of their locations." </w:t>
       </w:r>
     </w:p>
     <w:p>
@@ -9259,13 +10264,41 @@
       </w:r>
     </w:p>
     <w:p>
+      <w:proofErr w:type="spellStart"/>
       <w:r>
         <w:rPr>
           <w:rFonts w:ascii="Times-Roman" w:hAnsi="Times-Roman" w:cs="Times-Roman"/>
           <w:color w:val="000000"/>
           <w:szCs w:val="20"/>
         </w:rPr>
-        <w:t xml:space="preserve">João (a real student) carrying an iPAQ 4700 simulated the scenario, moving around the environment rooms. The train and the learner’s house were simulated through the rooms 206 and 215. </w:t>
+        <w:t>João</w:t>
+      </w:r>
+      <w:proofErr w:type="spellEnd"/>
+      <w:r>
+        <w:rPr>
+          <w:rFonts w:ascii="Times-Roman" w:hAnsi="Times-Roman" w:cs="Times-Roman"/>
+          <w:color w:val="000000"/>
+          <w:szCs w:val="20"/>
+        </w:rPr>
+        <w:t xml:space="preserve"> (a real student) carrying an </w:t>
+      </w:r>
+      <w:proofErr w:type="spellStart"/>
+      <w:r>
+        <w:rPr>
+          <w:rFonts w:ascii="Times-Roman" w:hAnsi="Times-Roman" w:cs="Times-Roman"/>
+          <w:color w:val="000000"/>
+          <w:szCs w:val="20"/>
+        </w:rPr>
+        <w:t>iPAQ</w:t>
+      </w:r>
+      <w:proofErr w:type="spellEnd"/>
+      <w:r>
+        <w:rPr>
+          <w:rFonts w:ascii="Times-Roman" w:hAnsi="Times-Roman" w:cs="Times-Roman"/>
+          <w:color w:val="000000"/>
+          <w:szCs w:val="20"/>
+        </w:rPr>
+        <w:t xml:space="preserve"> 4700 simulated the scenario, moving around the environment rooms. The train and the learner’s house were simulated through the rooms 206 and 215. </w:t>
       </w:r>
       <w:r>
         <w:rPr>
@@ -9629,6 +10662,7 @@
               </w:rPr>
               <w:t xml:space="preserve">Registers the learning objects in </w:t>
             </w:r>
+            <w:proofErr w:type="spellStart"/>
             <w:r>
               <w:rPr>
                 <w:rFonts w:cs="Times New Roman"/>
@@ -9637,6 +10671,7 @@
               </w:rPr>
               <w:t>LocalEdu</w:t>
             </w:r>
+            <w:proofErr w:type="spellEnd"/>
             <w:r>
               <w:rPr>
                 <w:rFonts w:cs="Times New Roman"/>
@@ -9741,6 +10776,7 @@
               </w:rPr>
               <w:t xml:space="preserve">Enters the classroom and logs in </w:t>
             </w:r>
+            <w:proofErr w:type="spellStart"/>
             <w:r>
               <w:rPr>
                 <w:rFonts w:cs="Times New Roman"/>
@@ -9750,6 +10786,7 @@
               </w:rPr>
               <w:t>LocalEdu</w:t>
             </w:r>
+            <w:proofErr w:type="spellEnd"/>
             <w:r>
               <w:rPr>
                 <w:rFonts w:cs="Times New Roman"/>
@@ -9757,7 +10794,27 @@
                 <w:sz w:val="18"/>
                 <w:szCs w:val="18"/>
               </w:rPr>
-              <w:t xml:space="preserve"> using an iPAQ 4700; see Figure </w:t>
+              <w:t xml:space="preserve"> using an </w:t>
+            </w:r>
+            <w:proofErr w:type="spellStart"/>
+            <w:r>
+              <w:rPr>
+                <w:rFonts w:cs="Times New Roman"/>
+                <w:color w:val="000000"/>
+                <w:sz w:val="18"/>
+                <w:szCs w:val="18"/>
+              </w:rPr>
+              <w:t>iPAQ</w:t>
+            </w:r>
+            <w:proofErr w:type="spellEnd"/>
+            <w:r>
+              <w:rPr>
+                <w:rFonts w:cs="Times New Roman"/>
+                <w:color w:val="000000"/>
+                <w:sz w:val="18"/>
+                <w:szCs w:val="18"/>
+              </w:rPr>
+              <w:t xml:space="preserve"> 4700; see Figure </w:t>
             </w:r>
             <w:r>
               <w:rPr>
@@ -9834,6 +10891,7 @@
                 <w:szCs w:val="18"/>
               </w:rPr>
             </w:pPr>
+            <w:proofErr w:type="spellStart"/>
             <w:r>
               <w:rPr>
                 <w:rFonts w:cs="Times New Roman"/>
@@ -9842,6 +10900,7 @@
               </w:rPr>
               <w:t>LocalEdu</w:t>
             </w:r>
+            <w:proofErr w:type="spellEnd"/>
           </w:p>
         </w:tc>
         <w:tc>
@@ -9864,6 +10923,7 @@
                 <w:szCs w:val="18"/>
               </w:rPr>
             </w:pPr>
+            <w:proofErr w:type="spellStart"/>
             <w:r>
               <w:rPr>
                 <w:rFonts w:cs="Times New Roman"/>
@@ -9872,6 +10932,7 @@
               </w:rPr>
               <w:t>LocalEdu</w:t>
             </w:r>
+            <w:proofErr w:type="spellEnd"/>
             <w:r>
               <w:rPr>
                 <w:rFonts w:cs="Times New Roman"/>
@@ -10145,6 +11206,7 @@
                 <w:szCs w:val="18"/>
               </w:rPr>
             </w:pPr>
+            <w:proofErr w:type="spellStart"/>
             <w:r>
               <w:rPr>
                 <w:rFonts w:cs="Times New Roman"/>
@@ -10153,6 +11215,7 @@
               </w:rPr>
               <w:t>LocalEdu</w:t>
             </w:r>
+            <w:proofErr w:type="spellEnd"/>
           </w:p>
         </w:tc>
         <w:tc>
@@ -10415,6 +11478,7 @@
                 <w:szCs w:val="18"/>
               </w:rPr>
             </w:pPr>
+            <w:proofErr w:type="gramStart"/>
             <w:r>
               <w:rPr>
                 <w:rFonts w:cs="Times New Roman"/>
@@ -10441,7 +11505,17 @@
                 <w:sz w:val="18"/>
                 <w:szCs w:val="18"/>
               </w:rPr>
-              <w:t xml:space="preserve"> to access one of the two identified objects and postpones the access to the other to the first moment</w:t>
+              <w:t xml:space="preserve"> to access one of the two identified objects and postpones</w:t>
+            </w:r>
+            <w:proofErr w:type="gramEnd"/>
+            <w:r>
+              <w:rPr>
+                <w:rFonts w:cs="Times New Roman"/>
+                <w:color w:val="000000"/>
+                <w:sz w:val="18"/>
+                <w:szCs w:val="18"/>
+              </w:rPr>
+              <w:t xml:space="preserve"> the access to the other to the first moment</w:t>
             </w:r>
             <w:r>
               <w:rPr>
@@ -10613,6 +11687,7 @@
                 <w:szCs w:val="18"/>
               </w:rPr>
             </w:pPr>
+            <w:proofErr w:type="spellStart"/>
             <w:r>
               <w:rPr>
                 <w:rFonts w:cs="Times New Roman"/>
@@ -10621,6 +11696,7 @@
               </w:rPr>
               <w:t>LocalEdu</w:t>
             </w:r>
+            <w:proofErr w:type="spellEnd"/>
           </w:p>
         </w:tc>
         <w:tc>
@@ -10643,6 +11719,7 @@
                 <w:szCs w:val="18"/>
               </w:rPr>
             </w:pPr>
+            <w:proofErr w:type="spellStart"/>
             <w:r>
               <w:rPr>
                 <w:rFonts w:cs="Times New Roman"/>
@@ -10652,6 +11729,7 @@
               </w:rPr>
               <w:t>LocalEdu</w:t>
             </w:r>
+            <w:proofErr w:type="spellEnd"/>
             <w:r>
               <w:rPr>
                 <w:rFonts w:cs="Times New Roman"/>
@@ -10681,6 +11759,7 @@
               </w:rPr>
               <w:t xml:space="preserve">subsystem to verify the LOs that can be accessed during the trip. </w:t>
             </w:r>
+            <w:proofErr w:type="spellStart"/>
             <w:r>
               <w:rPr>
                 <w:rFonts w:cs="Times New Roman"/>
@@ -10690,6 +11769,7 @@
               </w:rPr>
               <w:t>LocalEdu</w:t>
             </w:r>
+            <w:proofErr w:type="spellEnd"/>
             <w:r>
               <w:rPr>
                 <w:rFonts w:cs="Times New Roman"/>
@@ -10706,7 +11786,27 @@
                 <w:sz w:val="18"/>
                 <w:szCs w:val="18"/>
               </w:rPr>
-              <w:t>tifies the learner, see Figure 10</w:t>
+              <w:t xml:space="preserve">tifies the </w:t>
+            </w:r>
+            <w:proofErr w:type="gramStart"/>
+            <w:r>
+              <w:rPr>
+                <w:rFonts w:cs="Times New Roman"/>
+                <w:color w:val="000000"/>
+                <w:sz w:val="18"/>
+                <w:szCs w:val="18"/>
+              </w:rPr>
+              <w:t>learner,</w:t>
+            </w:r>
+            <w:proofErr w:type="gramEnd"/>
+            <w:r>
+              <w:rPr>
+                <w:rFonts w:cs="Times New Roman"/>
+                <w:color w:val="000000"/>
+                <w:sz w:val="18"/>
+                <w:szCs w:val="18"/>
+              </w:rPr>
+              <w:t xml:space="preserve"> see Figure 10</w:t>
             </w:r>
             <w:r>
               <w:rPr>
@@ -11059,6 +12159,7 @@
                 <w:szCs w:val="18"/>
               </w:rPr>
             </w:pPr>
+            <w:proofErr w:type="spellStart"/>
             <w:r>
               <w:rPr>
                 <w:rFonts w:cs="Times New Roman"/>
@@ -11067,6 +12168,7 @@
               </w:rPr>
               <w:t>LocalEdu</w:t>
             </w:r>
+            <w:proofErr w:type="spellEnd"/>
           </w:p>
         </w:tc>
         <w:tc>
@@ -11180,6 +12282,7 @@
                 <w:szCs w:val="18"/>
               </w:rPr>
             </w:pPr>
+            <w:proofErr w:type="spellStart"/>
             <w:r>
               <w:rPr>
                 <w:rFonts w:cs="Times New Roman"/>
@@ -11188,6 +12291,7 @@
               </w:rPr>
               <w:t>LocalEdu</w:t>
             </w:r>
+            <w:proofErr w:type="spellEnd"/>
           </w:p>
         </w:tc>
         <w:tc>
@@ -11307,7 +12411,23 @@
           <w:szCs w:val="20"/>
         </w:rPr>
         <w:tab/>
-        <w:t xml:space="preserve">Each participant received an HP iPAQ hx4700 mobile device, which they used to access </w:t>
+        <w:t xml:space="preserve">Each participant received an HP </w:t>
+      </w:r>
+      <w:proofErr w:type="spellStart"/>
+      <w:r>
+        <w:rPr>
+          <w:rFonts w:cs="Times New Roman"/>
+          <w:szCs w:val="20"/>
+        </w:rPr>
+        <w:t>iPAQ</w:t>
+      </w:r>
+      <w:proofErr w:type="spellEnd"/>
+      <w:r>
+        <w:rPr>
+          <w:rFonts w:cs="Times New Roman"/>
+          <w:szCs w:val="20"/>
+        </w:rPr>
+        <w:t xml:space="preserve"> hx4700 mobile device, which they used to access </w:t>
       </w:r>
       <w:r>
         <w:rPr>
@@ -11445,7 +12565,23 @@
           <w:rFonts w:cs="Times New Roman"/>
           <w:szCs w:val="20"/>
         </w:rPr>
-        <w:t xml:space="preserve"> then made available on the iPAQs the program of the chosen event.</w:t>
+        <w:t xml:space="preserve"> then made available on the </w:t>
+      </w:r>
+      <w:proofErr w:type="spellStart"/>
+      <w:r>
+        <w:rPr>
+          <w:rFonts w:cs="Times New Roman"/>
+          <w:szCs w:val="20"/>
+        </w:rPr>
+        <w:t>iPAQs</w:t>
+      </w:r>
+      <w:proofErr w:type="spellEnd"/>
+      <w:r>
+        <w:rPr>
+          <w:rFonts w:cs="Times New Roman"/>
+          <w:szCs w:val="20"/>
+        </w:rPr>
+        <w:t xml:space="preserve"> the program of the chosen event.</w:t>
       </w:r>
     </w:p>
     <w:p>
@@ -11456,6 +12592,7 @@
         </w:rPr>
         <w:t xml:space="preserve">After following these steps, the users were asked to answer a survey that presented statements related to their experience using </w:t>
       </w:r>
+      <w:proofErr w:type="spellStart"/>
       <w:r>
         <w:rPr>
           <w:rFonts w:cs="Times New Roman"/>
@@ -11463,6 +12600,7 @@
         </w:rPr>
         <w:t>LocalEdu</w:t>
       </w:r>
+      <w:proofErr w:type="spellEnd"/>
       <w:r>
         <w:rPr>
           <w:rFonts w:cs="Times New Roman"/>
@@ -11834,7 +12972,23 @@
           <w:rFonts w:cs="Times New Roman"/>
           <w:szCs w:val="20"/>
         </w:rPr>
-        <w:t xml:space="preserve">). This evaluation was based on a five points Likert </w:t>
+        <w:t xml:space="preserve">). This evaluation was based on a five points </w:t>
+      </w:r>
+      <w:proofErr w:type="spellStart"/>
+      <w:r>
+        <w:rPr>
+          <w:rFonts w:cs="Times New Roman"/>
+          <w:szCs w:val="20"/>
+        </w:rPr>
+        <w:t>Likert</w:t>
+      </w:r>
+      <w:proofErr w:type="spellEnd"/>
+      <w:r>
+        <w:rPr>
+          <w:rFonts w:cs="Times New Roman"/>
+          <w:szCs w:val="20"/>
+        </w:rPr>
+        <w:t xml:space="preserve"> </w:t>
       </w:r>
       <w:sdt>
         <w:sdtPr>
@@ -12714,6 +13868,7 @@
         </w:rPr>
         <w:t xml:space="preserve">presents the combined scores obtained in statements 1 to 7, as answered by the 20 test subjects. The results indicate that most of the users (80%) agree or strongly agree that the contextual information provided by </w:t>
       </w:r>
+      <w:proofErr w:type="spellStart"/>
       <w:r>
         <w:rPr>
           <w:rFonts w:cs="Times New Roman"/>
@@ -12721,6 +13876,7 @@
         </w:rPr>
         <w:t>LocalEdu</w:t>
       </w:r>
+      <w:proofErr w:type="spellEnd"/>
       <w:r>
         <w:rPr>
           <w:rFonts w:cs="Times New Roman"/>
@@ -12978,7 +14134,23 @@
           <w:rFonts w:cs="Times New Roman"/>
           <w:szCs w:val="20"/>
         </w:rPr>
-        <w:t xml:space="preserve"> should be noted that, in this survey, adaptability aspects were not given a proper analysis. These aspects could be better analyzed if the test involved a heterogeneous sample of mobile devices (desktop PCs, tablet PCs and iPAQs). </w:t>
+        <w:t xml:space="preserve"> should be noted that, in this survey, adaptability aspects were not given a proper analysis. These aspects could be better analyzed if the test involved a heterogeneous sample of mobile devices (desktop PCs, tablet PCs and </w:t>
+      </w:r>
+      <w:proofErr w:type="spellStart"/>
+      <w:r>
+        <w:rPr>
+          <w:rFonts w:cs="Times New Roman"/>
+          <w:szCs w:val="20"/>
+        </w:rPr>
+        <w:t>iPAQs</w:t>
+      </w:r>
+      <w:proofErr w:type="spellEnd"/>
+      <w:r>
+        <w:rPr>
+          <w:rFonts w:cs="Times New Roman"/>
+          <w:szCs w:val="20"/>
+        </w:rPr>
+        <w:t xml:space="preserve">). </w:t>
       </w:r>
     </w:p>
     <w:p>
@@ -13220,7 +14392,23 @@
     </w:p>
     <w:p>
       <w:r>
-        <w:t xml:space="preserve">In this article we proposed GlobalEdu, a model to support ubiquitous learning.  The model was integrated with two middlewares to create small-scale and large-scale ubiquitous learning environments. A prototype of a small-scale system was implemented and used in the three experiments involving the community of an undergraduate Computer Engineering course.   </w:t>
+        <w:t xml:space="preserve">In this article we proposed </w:t>
+      </w:r>
+      <w:proofErr w:type="spellStart"/>
+      <w:r>
+        <w:t>GlobalEdu</w:t>
+      </w:r>
+      <w:proofErr w:type="spellEnd"/>
+      <w:r>
+        <w:t xml:space="preserve">, a model to support ubiquitous learning.  The model was integrated with two </w:t>
+      </w:r>
+      <w:proofErr w:type="spellStart"/>
+      <w:r>
+        <w:t>middlewares</w:t>
+      </w:r>
+      <w:proofErr w:type="spellEnd"/>
+      <w:r>
+        <w:t xml:space="preserve"> to create small-scale and large-scale ubiquitous learning environments. A prototype of a small-scale system was implemented and used in the three experiments involving the community of an undergraduate Computer Engineering course.   </w:t>
       </w:r>
     </w:p>
     <w:p>
@@ -13228,7 +14416,15 @@
         <w:t>The results of the experiments sh</w:t>
       </w:r>
       <w:r>
-        <w:t xml:space="preserve">ow that GlobalEdu can be used to stimulate the interaction among students in a </w:t>
+        <w:t xml:space="preserve">ow that </w:t>
+      </w:r>
+      <w:proofErr w:type="spellStart"/>
+      <w:r>
+        <w:t>GlobalEdu</w:t>
+      </w:r>
+      <w:proofErr w:type="spellEnd"/>
+      <w:r>
+        <w:t xml:space="preserve"> can be used to stimulate the interaction among students in a </w:t>
       </w:r>
       <w:r>
         <w:t xml:space="preserve">classroom </w:t>
@@ -13290,7 +14486,22 @@
           <w:szCs w:val="20"/>
         </w:rPr>
         <w:tab/>
-        <w:t>location technologies stimulate the use of mobile devices as learning tools;</w:t>
+      </w:r>
+      <w:proofErr w:type="gramStart"/>
+      <w:r>
+        <w:rPr>
+          <w:rFonts w:cs="Times New Roman"/>
+          <w:szCs w:val="20"/>
+        </w:rPr>
+        <w:t>location</w:t>
+      </w:r>
+      <w:proofErr w:type="gramEnd"/>
+      <w:r>
+        <w:rPr>
+          <w:rFonts w:cs="Times New Roman"/>
+          <w:szCs w:val="20"/>
+        </w:rPr>
+        <w:t xml:space="preserve"> technologies stimulate the use of mobile devices as learning tools;</w:t>
       </w:r>
     </w:p>
     <w:p>
@@ -13314,7 +14525,22 @@
           <w:szCs w:val="20"/>
         </w:rPr>
         <w:tab/>
-        <w:t>user profiles allow to address personalized pedagogical resources according to different contexts.</w:t>
+      </w:r>
+      <w:proofErr w:type="gramStart"/>
+      <w:r>
+        <w:rPr>
+          <w:rFonts w:cs="Times New Roman"/>
+          <w:szCs w:val="20"/>
+        </w:rPr>
+        <w:t>user</w:t>
+      </w:r>
+      <w:proofErr w:type="gramEnd"/>
+      <w:r>
+        <w:rPr>
+          <w:rFonts w:cs="Times New Roman"/>
+          <w:szCs w:val="20"/>
+        </w:rPr>
+        <w:t xml:space="preserve"> profiles allow to address personalized pedagogical resources according to different contexts.</w:t>
       </w:r>
     </w:p>
     <w:p>
@@ -13375,6 +14601,7 @@
         </w:rPr>
         <w:tab/>
       </w:r>
+      <w:proofErr w:type="spellStart"/>
       <w:r>
         <w:rPr>
           <w:rFonts w:cs="Times New Roman"/>
@@ -13382,6 +14609,7 @@
         </w:rPr>
         <w:t>GlobalEdu</w:t>
       </w:r>
+      <w:proofErr w:type="spellEnd"/>
       <w:r>
         <w:rPr>
           <w:rFonts w:cs="Times New Roman"/>
@@ -13447,7 +14675,22 @@
           <w:szCs w:val="20"/>
         </w:rPr>
         <w:tab/>
-        <w:t xml:space="preserve">the location system, by providing precise location data, is a key component of the contextualization process. Therefore, improvements to the location system will benefit </w:t>
+      </w:r>
+      <w:proofErr w:type="gramStart"/>
+      <w:r>
+        <w:rPr>
+          <w:rFonts w:cs="Times New Roman"/>
+          <w:szCs w:val="20"/>
+        </w:rPr>
+        <w:t>the</w:t>
+      </w:r>
+      <w:proofErr w:type="gramEnd"/>
+      <w:r>
+        <w:rPr>
+          <w:rFonts w:cs="Times New Roman"/>
+          <w:szCs w:val="20"/>
+        </w:rPr>
+        <w:t xml:space="preserve"> location system, by providing precise location data, is a key component of the contextualization process. Therefore, improvements to the location system will benefit </w:t>
       </w:r>
       <w:r>
         <w:rPr>
@@ -13485,16 +14728,56 @@
           <w:szCs w:val="20"/>
         </w:rPr>
         <w:tab/>
-        <w:t xml:space="preserve">the prototype and initial results attest the usefulness of the model. </w:t>
+      </w:r>
+      <w:proofErr w:type="gramStart"/>
+      <w:r>
+        <w:rPr>
+          <w:rFonts w:cs="Times New Roman"/>
+          <w:szCs w:val="20"/>
+        </w:rPr>
+        <w:t>the</w:t>
+      </w:r>
+      <w:proofErr w:type="gramEnd"/>
+      <w:r>
+        <w:rPr>
+          <w:rFonts w:cs="Times New Roman"/>
+          <w:szCs w:val="20"/>
+        </w:rPr>
+        <w:t xml:space="preserve"> prototype and initial results attest the usefulness of the model. </w:t>
       </w:r>
     </w:p>
     <w:p>
-      <w:r>
-        <w:rPr>
-          <w:rFonts w:cs="Times New Roman"/>
-          <w:szCs w:val="20"/>
-        </w:rPr>
-        <w:t>GlobalEdu and its integration with the middlewares constitute</w:t>
+      <w:proofErr w:type="spellStart"/>
+      <w:r>
+        <w:rPr>
+          <w:rFonts w:cs="Times New Roman"/>
+          <w:szCs w:val="20"/>
+        </w:rPr>
+        <w:t>GlobalEdu</w:t>
+      </w:r>
+      <w:proofErr w:type="spellEnd"/>
+      <w:r>
+        <w:rPr>
+          <w:rFonts w:cs="Times New Roman"/>
+          <w:szCs w:val="20"/>
+        </w:rPr>
+        <w:t xml:space="preserve"> and its integration with the </w:t>
+      </w:r>
+      <w:proofErr w:type="spellStart"/>
+      <w:r>
+        <w:rPr>
+          <w:rFonts w:cs="Times New Roman"/>
+          <w:szCs w:val="20"/>
+        </w:rPr>
+        <w:t>middlewares</w:t>
+      </w:r>
+      <w:proofErr w:type="spellEnd"/>
+      <w:r>
+        <w:rPr>
+          <w:rFonts w:cs="Times New Roman"/>
+          <w:szCs w:val="20"/>
+        </w:rPr>
+        <w:t xml:space="preserve"> constitute</w:t>
       </w:r>
       <w:r>
         <w:rPr>
@@ -13528,7 +14811,22 @@
           <w:szCs w:val="20"/>
         </w:rPr>
         <w:tab/>
-        <w:t xml:space="preserve">the </w:t>
+      </w:r>
+      <w:proofErr w:type="gramStart"/>
+      <w:r>
+        <w:rPr>
+          <w:rFonts w:cs="Times New Roman"/>
+          <w:szCs w:val="20"/>
+        </w:rPr>
+        <w:t>the</w:t>
+      </w:r>
+      <w:proofErr w:type="gramEnd"/>
+      <w:r>
+        <w:rPr>
+          <w:rFonts w:cs="Times New Roman"/>
+          <w:szCs w:val="20"/>
+        </w:rPr>
+        <w:t xml:space="preserve"> </w:t>
       </w:r>
       <w:r>
         <w:rPr>
@@ -13544,12 +14842,37 @@
         </w:rPr>
         <w:t xml:space="preserve">pedagogical inferences made by the </w:t>
       </w:r>
-      <w:r>
-        <w:rPr>
-          <w:rFonts w:cs="Times New Roman"/>
-          <w:szCs w:val="20"/>
-        </w:rPr>
-        <w:t>GlobalEdu, and more specifically, by the LocalEdu system</w:t>
+      <w:proofErr w:type="spellStart"/>
+      <w:r>
+        <w:rPr>
+          <w:rFonts w:cs="Times New Roman"/>
+          <w:szCs w:val="20"/>
+        </w:rPr>
+        <w:t>GlobalEdu</w:t>
+      </w:r>
+      <w:proofErr w:type="spellEnd"/>
+      <w:r>
+        <w:rPr>
+          <w:rFonts w:cs="Times New Roman"/>
+          <w:szCs w:val="20"/>
+        </w:rPr>
+        <w:t xml:space="preserve">, and more specifically, by the </w:t>
+      </w:r>
+      <w:proofErr w:type="spellStart"/>
+      <w:r>
+        <w:rPr>
+          <w:rFonts w:cs="Times New Roman"/>
+          <w:szCs w:val="20"/>
+        </w:rPr>
+        <w:t>LocalEdu</w:t>
+      </w:r>
+      <w:proofErr w:type="spellEnd"/>
+      <w:r>
+        <w:rPr>
+          <w:rFonts w:cs="Times New Roman"/>
+          <w:szCs w:val="20"/>
+        </w:rPr>
+        <w:t xml:space="preserve"> system</w:t>
       </w:r>
       <w:r>
         <w:rPr>
@@ -13596,8 +14919,25 @@
           <w:rFonts w:cs="Times New Roman"/>
           <w:szCs w:val="20"/>
         </w:rPr>
-        <w:t xml:space="preserve">3.  currently, </w:t>
-      </w:r>
+        <w:t>3.  </w:t>
+      </w:r>
+      <w:proofErr w:type="gramStart"/>
+      <w:r>
+        <w:rPr>
+          <w:rFonts w:cs="Times New Roman"/>
+          <w:szCs w:val="20"/>
+        </w:rPr>
+        <w:t>currently</w:t>
+      </w:r>
+      <w:proofErr w:type="gramEnd"/>
+      <w:r>
+        <w:rPr>
+          <w:rFonts w:cs="Times New Roman"/>
+          <w:szCs w:val="20"/>
+        </w:rPr>
+        <w:t xml:space="preserve">, </w:t>
+      </w:r>
+      <w:proofErr w:type="spellStart"/>
       <w:r>
         <w:rPr>
           <w:rFonts w:cs="Times New Roman"/>
@@ -13605,6 +14945,7 @@
         </w:rPr>
         <w:t>GlobalEdu</w:t>
       </w:r>
+      <w:proofErr w:type="spellEnd"/>
       <w:r>
         <w:rPr>
           <w:rFonts w:cs="Times New Roman"/>
@@ -13634,15 +14975,39 @@
           <w:szCs w:val="20"/>
         </w:rPr>
         <w:tab/>
-        <w:t>new tests should be perf</w:t>
-      </w:r>
-      <w:r>
-        <w:rPr>
-          <w:rFonts w:cs="Times New Roman"/>
-          <w:szCs w:val="20"/>
-        </w:rPr>
-        <w:t>ormed in order to evaluate GlobalEdu</w:t>
-      </w:r>
+      </w:r>
+      <w:proofErr w:type="gramStart"/>
+      <w:r>
+        <w:rPr>
+          <w:rFonts w:cs="Times New Roman"/>
+          <w:szCs w:val="20"/>
+        </w:rPr>
+        <w:t>new</w:t>
+      </w:r>
+      <w:proofErr w:type="gramEnd"/>
+      <w:r>
+        <w:rPr>
+          <w:rFonts w:cs="Times New Roman"/>
+          <w:szCs w:val="20"/>
+        </w:rPr>
+        <w:t xml:space="preserve"> tests should be perf</w:t>
+      </w:r>
+      <w:r>
+        <w:rPr>
+          <w:rFonts w:cs="Times New Roman"/>
+          <w:szCs w:val="20"/>
+        </w:rPr>
+        <w:t xml:space="preserve">ormed in order to evaluate </w:t>
+      </w:r>
+      <w:proofErr w:type="spellStart"/>
+      <w:r>
+        <w:rPr>
+          <w:rFonts w:cs="Times New Roman"/>
+          <w:szCs w:val="20"/>
+        </w:rPr>
+        <w:t>GlobalEdu</w:t>
+      </w:r>
+      <w:proofErr w:type="spellEnd"/>
       <w:r>
         <w:rPr>
           <w:rFonts w:cs="Times New Roman"/>
@@ -13655,7 +15020,23 @@
           <w:rFonts w:cs="Times New Roman"/>
           <w:szCs w:val="20"/>
         </w:rPr>
-        <w:t xml:space="preserve"> We intend to use an improved version of LocalEdu system to support this future work;</w:t>
+        <w:t xml:space="preserve"> We intend to use an improved version of </w:t>
+      </w:r>
+      <w:proofErr w:type="spellStart"/>
+      <w:r>
+        <w:rPr>
+          <w:rFonts w:cs="Times New Roman"/>
+          <w:szCs w:val="20"/>
+        </w:rPr>
+        <w:t>LocalEdu</w:t>
+      </w:r>
+      <w:proofErr w:type="spellEnd"/>
+      <w:r>
+        <w:rPr>
+          <w:rFonts w:cs="Times New Roman"/>
+          <w:szCs w:val="20"/>
+        </w:rPr>
+        <w:t xml:space="preserve"> system to support this future work;</w:t>
       </w:r>
     </w:p>
     <w:p>
@@ -13687,12 +15068,37 @@
         </w:rPr>
         <w:tab/>
       </w:r>
-      <w:r>
-        <w:rPr>
-          <w:rFonts w:cs="Times New Roman"/>
-          <w:szCs w:val="20"/>
-        </w:rPr>
-        <w:t>we intend to create and evaluate a large-scale ubiquitous learning system based on the integration GlogalEdu/ISAM described in the</w:t>
+      <w:proofErr w:type="gramStart"/>
+      <w:r>
+        <w:rPr>
+          <w:rFonts w:cs="Times New Roman"/>
+          <w:szCs w:val="20"/>
+        </w:rPr>
+        <w:t>we</w:t>
+      </w:r>
+      <w:proofErr w:type="gramEnd"/>
+      <w:r>
+        <w:rPr>
+          <w:rFonts w:cs="Times New Roman"/>
+          <w:szCs w:val="20"/>
+        </w:rPr>
+        <w:t xml:space="preserve"> intend to create and evaluate a large-scale ubiquitous learning system based on the integration </w:t>
+      </w:r>
+      <w:proofErr w:type="spellStart"/>
+      <w:r>
+        <w:rPr>
+          <w:rFonts w:cs="Times New Roman"/>
+          <w:szCs w:val="20"/>
+        </w:rPr>
+        <w:t>GlogalEdu</w:t>
+      </w:r>
+      <w:proofErr w:type="spellEnd"/>
+      <w:r>
+        <w:rPr>
+          <w:rFonts w:cs="Times New Roman"/>
+          <w:szCs w:val="20"/>
+        </w:rPr>
+        <w:t>/ISAM described in the</w:t>
       </w:r>
       <w:r>
         <w:rPr>
@@ -15240,6 +16646,333 @@
         </w:sdt>
       </w:sdtContent>
     </w:sdt>
+    <w:p>
+      <w:pPr>
+        <w:pStyle w:val="Heading1"/>
+        <w:numPr>
+          <w:ilvl w:val="0"/>
+          <w:numId w:val="0"/>
+        </w:numPr>
+      </w:pPr>
+      <w:r>
+        <w:t>Vitae</w:t>
+      </w:r>
+    </w:p>
+    <w:p>
+      <w:pPr>
+        <w:spacing w:after="0"/>
+        <w:ind w:left="284" w:hanging="284"/>
+      </w:pPr>
+    </w:p>
+    <w:p>
+      <w:pPr>
+        <w:spacing w:after="0"/>
+        <w:ind w:firstLine="0"/>
+      </w:pPr>
+      <w:r>
+        <w:t xml:space="preserve">Jorge Luis </w:t>
+      </w:r>
+      <w:proofErr w:type="spellStart"/>
+      <w:r>
+        <w:t>Victória</w:t>
+      </w:r>
+      <w:proofErr w:type="spellEnd"/>
+      <w:r>
+        <w:t xml:space="preserve"> </w:t>
+      </w:r>
+      <w:proofErr w:type="spellStart"/>
+      <w:r>
+        <w:t>Barbosa</w:t>
+      </w:r>
+      <w:proofErr w:type="spellEnd"/>
+      <w:r>
+        <w:t xml:space="preserve"> received his BS degree in Electrical</w:t>
+      </w:r>
+      <w:r>
+        <w:t xml:space="preserve"> </w:t>
+      </w:r>
+      <w:r>
+        <w:t>Engineering from the Catholic University of Pelotas, Brazil, in 1991. He</w:t>
+      </w:r>
+      <w:r>
+        <w:t xml:space="preserve"> </w:t>
+      </w:r>
+      <w:r>
+        <w:t>obtained his MS and PhD degrees in Computer Science from the Federal</w:t>
+      </w:r>
+      <w:r>
+        <w:t xml:space="preserve"> </w:t>
+      </w:r>
+      <w:r>
+        <w:t xml:space="preserve">University of Rio Grande do </w:t>
+      </w:r>
+      <w:proofErr w:type="spellStart"/>
+      <w:r>
+        <w:t>Sul</w:t>
+      </w:r>
+      <w:proofErr w:type="spellEnd"/>
+      <w:r>
+        <w:t xml:space="preserve"> (UFRGS), Brazil, in 1996 and 2002,</w:t>
+      </w:r>
+      <w:r>
+        <w:t xml:space="preserve"> </w:t>
+      </w:r>
+      <w:r>
+        <w:t>respectively. Today he is a full professor at the University of Vale do</w:t>
+      </w:r>
+      <w:r>
+        <w:t xml:space="preserve"> </w:t>
+      </w:r>
+      <w:r>
+        <w:t xml:space="preserve">Rio dos </w:t>
+      </w:r>
+      <w:proofErr w:type="spellStart"/>
+      <w:r>
+        <w:t>Sinos</w:t>
+      </w:r>
+      <w:proofErr w:type="spellEnd"/>
+      <w:r>
+        <w:t xml:space="preserve"> (</w:t>
+      </w:r>
+      <w:proofErr w:type="spellStart"/>
+      <w:r>
+        <w:t>Unisinos</w:t>
+      </w:r>
+      <w:proofErr w:type="spellEnd"/>
+      <w:r>
+        <w:t xml:space="preserve">), São </w:t>
+      </w:r>
+      <w:proofErr w:type="spellStart"/>
+      <w:r>
+        <w:t>Leopoldo</w:t>
+      </w:r>
+      <w:proofErr w:type="spellEnd"/>
+      <w:r>
+        <w:t xml:space="preserve">, Brazil. </w:t>
+      </w:r>
+      <w:proofErr w:type="spellStart"/>
+      <w:r>
+        <w:t>Additionly</w:t>
+      </w:r>
+      <w:proofErr w:type="spellEnd"/>
+      <w:r>
+        <w:t xml:space="preserve">, he is a </w:t>
+      </w:r>
+      <w:proofErr w:type="spellStart"/>
+      <w:r>
+        <w:t>CNPq</w:t>
+      </w:r>
+      <w:proofErr w:type="spellEnd"/>
+      <w:r>
+        <w:t xml:space="preserve"> </w:t>
+      </w:r>
+      <w:r>
+        <w:t>(the Brazilian Council for the Development of Science and Technology)</w:t>
+      </w:r>
+      <w:r>
+        <w:t xml:space="preserve"> </w:t>
+      </w:r>
+      <w:r>
+        <w:t>researcher in Computer Science (scholarship for high productivity) and</w:t>
+      </w:r>
+      <w:r>
+        <w:t xml:space="preserve"> </w:t>
+      </w:r>
+      <w:r>
+        <w:t>head of the Mobile Computing Laboratory (</w:t>
+      </w:r>
+      <w:proofErr w:type="spellStart"/>
+      <w:r>
+        <w:t>MobiLab</w:t>
+      </w:r>
+      <w:proofErr w:type="spellEnd"/>
+      <w:r>
+        <w:t>/</w:t>
+      </w:r>
+      <w:proofErr w:type="spellStart"/>
+      <w:r>
+        <w:t>Unisinos</w:t>
+      </w:r>
+      <w:proofErr w:type="spellEnd"/>
+      <w:r>
+        <w:t>). His research</w:t>
+      </w:r>
+      <w:r>
+        <w:t xml:space="preserve"> </w:t>
+      </w:r>
+      <w:r>
+        <w:t>interests include mobile and ubiquitous computing and mobile/ubiquitous</w:t>
+      </w:r>
+      <w:r>
+        <w:t xml:space="preserve"> </w:t>
+      </w:r>
+      <w:r>
+        <w:t>learning. He is a member of the Brazilian Computer Society (SBC).</w:t>
+      </w:r>
+    </w:p>
+    <w:p>
+      <w:pPr>
+        <w:spacing w:after="0"/>
+        <w:ind w:firstLine="0"/>
+      </w:pPr>
+    </w:p>
+    <w:p>
+      <w:pPr>
+        <w:spacing w:after="0"/>
+        <w:ind w:firstLine="0"/>
+      </w:pPr>
+      <w:r>
+        <w:t>Rodrigo Machado Hahn received his BS degree in Information Systems at</w:t>
+      </w:r>
+      <w:r>
+        <w:t xml:space="preserve"> </w:t>
+      </w:r>
+      <w:proofErr w:type="spellStart"/>
+      <w:r>
+        <w:t>Unisinos</w:t>
+      </w:r>
+      <w:proofErr w:type="spellEnd"/>
+      <w:r>
+        <w:t xml:space="preserve">, São </w:t>
+      </w:r>
+      <w:proofErr w:type="spellStart"/>
+      <w:r>
+        <w:t>Leopoldo</w:t>
+      </w:r>
+      <w:proofErr w:type="spellEnd"/>
+      <w:r>
+        <w:t>, Brazil. Nowadays, he works in the software</w:t>
+      </w:r>
+      <w:r>
+        <w:t xml:space="preserve"> </w:t>
+      </w:r>
+      <w:r>
+        <w:t>development industry. He is a close collaborator in research projects at</w:t>
+      </w:r>
+      <w:r>
+        <w:t xml:space="preserve"> </w:t>
+      </w:r>
+      <w:proofErr w:type="spellStart"/>
+      <w:r>
+        <w:t>Mobilab</w:t>
+      </w:r>
+      <w:proofErr w:type="spellEnd"/>
+      <w:r>
+        <w:t>. His research interests include ubiquitous computing and</w:t>
+      </w:r>
+      <w:r>
+        <w:t xml:space="preserve"> </w:t>
+      </w:r>
+      <w:r>
+        <w:t>ubiquitous learning systems.</w:t>
+      </w:r>
+    </w:p>
+    <w:p>
+      <w:pPr>
+        <w:spacing w:after="0"/>
+        <w:ind w:firstLine="0"/>
+      </w:pPr>
+    </w:p>
+    <w:p>
+      <w:pPr>
+        <w:spacing w:after="0"/>
+        <w:ind w:firstLine="0"/>
+      </w:pPr>
+      <w:proofErr w:type="spellStart"/>
+      <w:r>
+        <w:t>Débora</w:t>
+      </w:r>
+      <w:proofErr w:type="spellEnd"/>
+      <w:r>
+        <w:t xml:space="preserve"> Nice Ferrari </w:t>
+      </w:r>
+      <w:proofErr w:type="spellStart"/>
+      <w:r>
+        <w:t>Barbosa</w:t>
+      </w:r>
+      <w:proofErr w:type="spellEnd"/>
+      <w:r>
+        <w:t xml:space="preserve"> received her BS degree in Information</w:t>
+      </w:r>
+      <w:r>
+        <w:t xml:space="preserve"> </w:t>
+      </w:r>
+      <w:r>
+        <w:t>Systems from the Catholic University of Pelotas, Brazil, in 1997. She</w:t>
+      </w:r>
+      <w:r>
+        <w:t xml:space="preserve"> </w:t>
+      </w:r>
+      <w:r>
+        <w:t>obtained her MS and PhD degrees in Computer Science from the Federal</w:t>
+      </w:r>
+      <w:r>
+        <w:t xml:space="preserve"> </w:t>
+      </w:r>
+      <w:r>
+        <w:t xml:space="preserve">University of Rio Grande do </w:t>
+      </w:r>
+      <w:proofErr w:type="spellStart"/>
+      <w:r>
+        <w:t>Sul</w:t>
+      </w:r>
+      <w:proofErr w:type="spellEnd"/>
+      <w:r>
+        <w:t>, Brazil, in 2001 and 2006, respectively.</w:t>
+      </w:r>
+      <w:r>
+        <w:t xml:space="preserve"> </w:t>
+      </w:r>
+      <w:r>
+        <w:t xml:space="preserve">Nowadays, she is the director of </w:t>
+      </w:r>
+      <w:proofErr w:type="spellStart"/>
+      <w:r>
+        <w:t>Learningware</w:t>
+      </w:r>
+      <w:proofErr w:type="spellEnd"/>
+      <w:r>
+        <w:t xml:space="preserve"> Educational Technology, a</w:t>
+      </w:r>
+      <w:r>
+        <w:t xml:space="preserve"> </w:t>
+      </w:r>
+      <w:r>
+        <w:t xml:space="preserve">company based in São </w:t>
+      </w:r>
+      <w:proofErr w:type="spellStart"/>
+      <w:r>
+        <w:t>Leopoldo</w:t>
+      </w:r>
+      <w:proofErr w:type="spellEnd"/>
+      <w:r>
+        <w:t>, Brazil. Her research interests include</w:t>
+      </w:r>
+      <w:r>
+        <w:t xml:space="preserve"> </w:t>
+      </w:r>
+      <w:r>
+        <w:t>ubiquitous learning systems, distributed computing, multi-agent systems</w:t>
+      </w:r>
+      <w:r>
+        <w:t xml:space="preserve"> </w:t>
+      </w:r>
+      <w:r>
+        <w:t>and artificial intelligence. She is also a member of the SBC.</w:t>
+      </w:r>
+    </w:p>
+    <w:p>
+      <w:pPr>
+        <w:spacing w:after="0"/>
+        <w:ind w:firstLine="0"/>
+      </w:pPr>
+    </w:p>
+    <w:p>
+      <w:pPr>
+        <w:spacing w:after="0"/>
+        <w:ind w:firstLine="0"/>
+      </w:pPr>
+    </w:p>
     <w:sectPr>
       <w:type w:val="continuous"/>
       <w:pgSz w:w="11906" w:h="16838"/>
@@ -19127,7 +20860,7 @@
 </file>
 
 <file path=customXml/itemProps1.xml><?xml version="1.0" encoding="utf-8"?>
-<ds:datastoreItem xmlns:ds="http://schemas.openxmlformats.org/officeDocument/2006/customXml" ds:itemID="{9CFD5005-355D-451E-983C-6B76432E9EE2}">
+<ds:datastoreItem xmlns:ds="http://schemas.openxmlformats.org/officeDocument/2006/customXml" ds:itemID="{4E81CFFC-AB27-4AF3-8995-9B922402D598}">
   <ds:schemaRefs>
     <ds:schemaRef ds:uri="http://schemas.openxmlformats.org/officeDocument/2006/bibliography"/>
   </ds:schemaRefs>
